--- a/cur10us/relatorio-bugs.docx
+++ b/cur10us/relatorio-bugs.docx
@@ -1,6 +1,6 @@
 
 <file path=word/document.xml><?xml version="1.0" encoding="utf-8"?>
-<w:document xmlns:wpc="http://schemas.microsoft.com/office/word/2010/wordprocessingCanvas" xmlns:mc="http://schemas.openxmlformats.org/markup-compatibility/2006" xmlns:o="urn:schemas-microsoft-com:office:office" xmlns:r="http://schemas.openxmlformats.org/officeDocument/2006/relationships" xmlns:m="http://schemas.openxmlformats.org/officeDocument/2006/math" xmlns:v="urn:schemas-microsoft-com:vml" xmlns:wp14="http://schemas.microsoft.com/office/word/2010/wordprocessingDrawing" xmlns:wp="http://schemas.openxmlformats.org/drawingml/2006/wordprocessingDrawing" xmlns:w10="urn:schemas-microsoft-com:office:word" xmlns:w="http://schemas.openxmlformats.org/wordprocessingml/2006/main" xmlns:w14="http://schemas.microsoft.com/office/word/2010/wordml" xmlns:w15="http://schemas.microsoft.com/office/word/2012/wordml" xmlns:wpg="http://schemas.microsoft.com/office/word/2010/wordprocessingGroup" xmlns:wpi="http://schemas.microsoft.com/office/word/2010/wordprocessingInk" xmlns:wne="http://schemas.microsoft.com/office/word/2006/wordml" xmlns:wps="http://schemas.microsoft.com/office/word/2010/wordprocessingShape" xmlns:cx="http://schemas.microsoft.com/office/drawing/2014/chartex" xmlns:cx1="http://schemas.microsoft.com/office/drawing/2015/9/8/chartex" xmlns:cx2="http://schemas.microsoft.com/office/drawing/2015/10/21/chartex" xmlns:cx3="http://schemas.microsoft.com/office/drawing/2016/5/9/chartex" xmlns:cx4="http://schemas.microsoft.com/office/drawing/2016/5/10/chartex" xmlns:cx5="http://schemas.microsoft.com/office/drawing/2016/5/11/chartex" xmlns:cx6="http://schemas.microsoft.com/office/drawing/2016/5/12/chartex" xmlns:cx7="http://schemas.microsoft.com/office/drawing/2016/5/13/chartex" xmlns:cx8="http://schemas.microsoft.com/office/drawing/2016/5/14/chartex" xmlns:aink="http://schemas.microsoft.com/office/drawing/2016/ink" xmlns:am3d="http://schemas.microsoft.com/office/drawing/2017/model3d" xmlns:w16cex="http://schemas.microsoft.com/office/word/2018/wordml/cex" xmlns:w16cid="http://schemas.microsoft.com/office/word/2016/wordml/cid" xmlns:w16="http://schemas.microsoft.com/office/word/2018/wordml" xmlns:w16sdtdh="http://schemas.microsoft.com/office/word/2020/wordml/sdtdatahash" xmlns:w16se="http://schemas.microsoft.com/office/word/2015/wordml/symex" mc:Ignorable="w14 w15 wp14">
+<w:document xmlns:ns1="http://schemas.openxmlformats.org/markup-compatibility/2006" xmlns:w="http://schemas.openxmlformats.org/wordprocessingml/2006/main" ns1:Ignorable="w14 w15 wp14">
   <w:body>
     <w:p>
       <w:pPr>
@@ -69,7 +69,7 @@
           <w:sz w:val="22"/>
           <w:szCs w:val="22"/>
         </w:rPr>
-        <w:t xml:space="preserve">Total de bugs corrigidos: 9 (3 Críticos, 2 Altos, 2 Médios, 1 Baixo, 1 Melhoria). </w:t>
+        <w:t xml:space="preserve">Total de bugs corrigidos: 15 (3 Críticos, 3 Altos, 5 Médios, 2 Baixos, 2 Melhorias). </w:t>
       </w:r>
       <w:r>
         <w:rPr>
@@ -846,6 +846,444 @@
           </w:p>
         </w:tc>
       </w:tr>
+      <w:tr>
+        <w:tc>
+          <w:p>
+            <w:pPr>
+              <w:jc w:val="center"/>
+            </w:pPr>
+            <w:r>
+              <w:rPr>
+                <w:b w:val="false"/>
+                <w:bCs w:val="false"/>
+                <w:color w:val="000000"/>
+                <w:sz w:val="18"/>
+                <w:szCs w:val="18"/>
+              </w:rPr>
+              <w:t xml:space="preserve">10</w:t>
+            </w:r>
+          </w:p>
+        </w:tc>
+        <w:tc>
+          <w:tcPr>
+            <w:shd w:fill="DAA520" w:color="DAA520" w:val="solid"/>
+          </w:tcPr>
+          <w:p>
+            <w:pPr>
+              <w:jc w:val="center"/>
+            </w:pPr>
+            <w:r>
+              <w:rPr>
+                <w:b/>
+                <w:bCs/>
+                <w:color w:val="FFFFFF"/>
+                <w:sz w:val="18"/>
+                <w:szCs w:val="18"/>
+              </w:rPr>
+              <w:t xml:space="preserve">Médio</w:t>
+            </w:r>
+          </w:p>
+        </w:tc>
+        <w:tc>
+          <w:p>
+            <w:pPr>
+              <w:jc w:val="center"/>
+            </w:pPr>
+            <w:r>
+              <w:rPr>
+                <w:b w:val="false"/>
+                <w:bCs w:val="false"/>
+                <w:color w:val="000000"/>
+                <w:sz w:val="18"/>
+                <w:szCs w:val="18"/>
+              </w:rPr>
+              <w:t xml:space="preserve">Change-password sem validação client-side de complexidade</w:t>
+            </w:r>
+          </w:p>
+        </w:tc>
+        <w:tc>
+          <w:p>
+            <w:pPr>
+              <w:jc w:val="center"/>
+            </w:pPr>
+            <w:r>
+              <w:rPr>
+                <w:b w:val="false"/>
+                <w:bCs w:val="false"/>
+                <w:color w:val="000000"/>
+                <w:sz w:val="18"/>
+                <w:szCs w:val="18"/>
+              </w:rPr>
+              <w:t xml:space="preserve">src/app/(minha-area)/change-password/page.tsx</w:t>
+            </w:r>
+          </w:p>
+        </w:tc>
+      </w:tr>
+      <w:tr>
+        <w:tc>
+          <w:p>
+            <w:pPr>
+              <w:jc w:val="center"/>
+            </w:pPr>
+            <w:r>
+              <w:rPr>
+                <w:b w:val="false"/>
+                <w:bCs w:val="false"/>
+                <w:color w:val="000000"/>
+                <w:sz w:val="18"/>
+                <w:szCs w:val="18"/>
+              </w:rPr>
+              <w:t xml:space="preserve">11</w:t>
+            </w:r>
+          </w:p>
+        </w:tc>
+        <w:tc>
+          <w:tcPr>
+            <w:shd w:fill="DAA520" w:color="DAA520" w:val="solid"/>
+          </w:tcPr>
+          <w:p>
+            <w:pPr>
+              <w:jc w:val="center"/>
+            </w:pPr>
+            <w:r>
+              <w:rPr>
+                <w:b/>
+                <w:bCs/>
+                <w:color w:val="FFFFFF"/>
+                <w:sz w:val="18"/>
+                <w:szCs w:val="18"/>
+              </w:rPr>
+              <w:t xml:space="preserve">Médio</w:t>
+            </w:r>
+          </w:p>
+        </w:tc>
+        <w:tc>
+          <w:p>
+            <w:pPr>
+              <w:jc w:val="center"/>
+            </w:pPr>
+            <w:r>
+              <w:rPr>
+                <w:b w:val="false"/>
+                <w:bCs w:val="false"/>
+                <w:color w:val="000000"/>
+                <w:sz w:val="18"/>
+                <w:szCs w:val="18"/>
+              </w:rPr>
+              <w:t xml:space="preserve">Reset-password sem campo 'confirmar password'</w:t>
+            </w:r>
+          </w:p>
+        </w:tc>
+        <w:tc>
+          <w:p>
+            <w:pPr>
+              <w:jc w:val="center"/>
+            </w:pPr>
+            <w:r>
+              <w:rPr>
+                <w:b w:val="false"/>
+                <w:bCs w:val="false"/>
+                <w:color w:val="000000"/>
+                <w:sz w:val="18"/>
+                <w:szCs w:val="18"/>
+              </w:rPr>
+              <w:t xml:space="preserve">src/app/(auth)/reset-password/page.tsx</w:t>
+            </w:r>
+          </w:p>
+        </w:tc>
+      </w:tr>
+      <w:tr>
+        <w:tc>
+          <w:p>
+            <w:pPr>
+              <w:jc w:val="center"/>
+            </w:pPr>
+            <w:r>
+              <w:rPr>
+                <w:b w:val="false"/>
+                <w:bCs w:val="false"/>
+                <w:color w:val="000000"/>
+                <w:sz w:val="18"/>
+                <w:szCs w:val="18"/>
+              </w:rPr>
+              <w:t xml:space="preserve">12</w:t>
+            </w:r>
+          </w:p>
+        </w:tc>
+        <w:tc>
+          <w:tcPr>
+            <w:shd w:fill="228B22" w:color="228B22" w:val="solid"/>
+          </w:tcPr>
+          <w:p>
+            <w:pPr>
+              <w:jc w:val="center"/>
+            </w:pPr>
+            <w:r>
+              <w:rPr>
+                <w:b/>
+                <w:bCs/>
+                <w:color w:val="FFFFFF"/>
+                <w:sz w:val="18"/>
+                <w:szCs w:val="18"/>
+              </w:rPr>
+              <w:t xml:space="preserve">Baixo</w:t>
+            </w:r>
+          </w:p>
+        </w:tc>
+        <w:tc>
+          <w:p>
+            <w:pPr>
+              <w:jc w:val="center"/>
+            </w:pPr>
+            <w:r>
+              <w:rPr>
+                <w:b w:val="false"/>
+                <w:bCs w:val="false"/>
+                <w:color w:val="000000"/>
+                <w:sz w:val="18"/>
+                <w:szCs w:val="18"/>
+              </w:rPr>
+              <w:t xml:space="preserve">Change-password faz signout sem mensagem de sucesso visível</w:t>
+            </w:r>
+          </w:p>
+        </w:tc>
+        <w:tc>
+          <w:p>
+            <w:pPr>
+              <w:jc w:val="center"/>
+            </w:pPr>
+            <w:r>
+              <w:rPr>
+                <w:b w:val="false"/>
+                <w:bCs w:val="false"/>
+                <w:color w:val="000000"/>
+                <w:sz w:val="18"/>
+                <w:szCs w:val="18"/>
+              </w:rPr>
+              <w:t xml:space="preserve">src/app/(minha-area)/change-password/page.tsx, src/a...</w:t>
+            </w:r>
+          </w:p>
+        </w:tc>
+      </w:tr>
+      <w:tr>
+        <w:tc>
+          <w:p>
+            <w:pPr>
+              <w:jc w:val="center"/>
+            </w:pPr>
+            <w:r>
+              <w:rPr>
+                <w:b w:val="false"/>
+                <w:bCs w:val="false"/>
+                <w:color w:val="000000"/>
+                <w:sz w:val="18"/>
+                <w:szCs w:val="18"/>
+              </w:rPr>
+              <w:t xml:space="preserve">13</w:t>
+            </w:r>
+          </w:p>
+        </w:tc>
+        <w:tc>
+          <w:tcPr>
+            <w:shd w:fill="DAA520" w:color="DAA520" w:val="solid"/>
+          </w:tcPr>
+          <w:p>
+            <w:pPr>
+              <w:jc w:val="center"/>
+            </w:pPr>
+            <w:r>
+              <w:rPr>
+                <w:b/>
+                <w:bCs/>
+                <w:color w:val="FFFFFF"/>
+                <w:sz w:val="18"/>
+                <w:szCs w:val="18"/>
+              </w:rPr>
+              <w:t xml:space="preserve">Médio</w:t>
+            </w:r>
+          </w:p>
+        </w:tc>
+        <w:tc>
+          <w:p>
+            <w:pPr>
+              <w:jc w:val="center"/>
+            </w:pPr>
+            <w:r>
+              <w:rPr>
+                <w:b w:val="false"/>
+                <w:bCs w:val="false"/>
+                <w:color w:val="000000"/>
+                <w:sz w:val="18"/>
+                <w:szCs w:val="18"/>
+              </w:rPr>
+              <w:t xml:space="preserve">Reset-password sem validação client-side de complexidade</w:t>
+            </w:r>
+          </w:p>
+        </w:tc>
+        <w:tc>
+          <w:p>
+            <w:pPr>
+              <w:jc w:val="center"/>
+            </w:pPr>
+            <w:r>
+              <w:rPr>
+                <w:b w:val="false"/>
+                <w:bCs w:val="false"/>
+                <w:color w:val="000000"/>
+                <w:sz w:val="18"/>
+                <w:szCs w:val="18"/>
+              </w:rPr>
+              <w:t xml:space="preserve">src/app/(auth)/reset-password/page.tsx</w:t>
+            </w:r>
+          </w:p>
+        </w:tc>
+      </w:tr>
+      <w:tr>
+        <w:tc>
+          <w:p>
+            <w:pPr>
+              <w:jc w:val="center"/>
+            </w:pPr>
+            <w:r>
+              <w:rPr>
+                <w:b w:val="false"/>
+                <w:bCs w:val="false"/>
+                <w:color w:val="000000"/>
+                <w:sz w:val="18"/>
+                <w:szCs w:val="18"/>
+              </w:rPr>
+              <w:t xml:space="preserve">14</w:t>
+            </w:r>
+          </w:p>
+        </w:tc>
+        <w:tc>
+          <w:tcPr>
+            <w:shd w:fill="228B22" w:color="228B22" w:val="solid"/>
+          </w:tcPr>
+          <w:p>
+            <w:pPr>
+              <w:jc w:val="center"/>
+            </w:pPr>
+            <w:r>
+              <w:rPr>
+                <w:b/>
+                <w:bCs/>
+                <w:color w:val="FFFFFF"/>
+                <w:sz w:val="18"/>
+                <w:szCs w:val="18"/>
+              </w:rPr>
+              <w:t xml:space="preserve">Baixo</w:t>
+            </w:r>
+          </w:p>
+        </w:tc>
+        <w:tc>
+          <w:p>
+            <w:pPr>
+              <w:jc w:val="center"/>
+            </w:pPr>
+            <w:r>
+              <w:rPr>
+                <w:b w:val="false"/>
+                <w:bCs w:val="false"/>
+                <w:color w:val="000000"/>
+                <w:sz w:val="18"/>
+                <w:szCs w:val="18"/>
+              </w:rPr>
+              <w:t xml:space="preserve">Router importado mas não usado em reset-password</w:t>
+            </w:r>
+          </w:p>
+        </w:tc>
+        <w:tc>
+          <w:p>
+            <w:pPr>
+              <w:jc w:val="center"/>
+            </w:pPr>
+            <w:r>
+              <w:rPr>
+                <w:b w:val="false"/>
+                <w:bCs w:val="false"/>
+                <w:color w:val="000000"/>
+                <w:sz w:val="18"/>
+                <w:szCs w:val="18"/>
+              </w:rPr>
+              <w:t xml:space="preserve">src/app/(auth)/reset-password/page.tsx</w:t>
+            </w:r>
+          </w:p>
+        </w:tc>
+      </w:tr>
+      <w:tr>
+        <w:tc>
+          <w:p>
+            <w:pPr>
+              <w:jc w:val="center"/>
+            </w:pPr>
+            <w:r>
+              <w:rPr>
+                <w:b w:val="false"/>
+                <w:bCs w:val="false"/>
+                <w:color w:val="000000"/>
+                <w:sz w:val="18"/>
+                <w:szCs w:val="18"/>
+              </w:rPr>
+              <w:t xml:space="preserve">15</w:t>
+            </w:r>
+          </w:p>
+        </w:tc>
+        <w:tc>
+          <w:tcPr>
+            <w:shd w:fill="FF8C00" w:color="FF8C00" w:val="solid"/>
+          </w:tcPr>
+          <w:p>
+            <w:pPr>
+              <w:jc w:val="center"/>
+            </w:pPr>
+            <w:r>
+              <w:rPr>
+                <w:b/>
+                <w:bCs/>
+                <w:color w:val="FFFFFF"/>
+                <w:sz w:val="18"/>
+                <w:szCs w:val="18"/>
+              </w:rPr>
+              <w:t xml:space="preserve">Alto</w:t>
+            </w:r>
+          </w:p>
+        </w:tc>
+        <w:tc>
+          <w:p>
+            <w:pPr>
+              <w:jc w:val="center"/>
+            </w:pPr>
+            <w:r>
+              <w:rPr>
+                <w:b w:val="false"/>
+                <w:bCs w:val="false"/>
+                <w:color w:val="000000"/>
+                <w:sz w:val="18"/>
+                <w:szCs w:val="18"/>
+              </w:rPr>
+              <w:t xml:space="preserve">Social users (Google) não conseguem definir palavra-passe</w:t>
+            </w:r>
+          </w:p>
+        </w:tc>
+        <w:tc>
+          <w:p>
+            <w:pPr>
+              <w:jc w:val="center"/>
+            </w:pPr>
+            <w:r>
+              <w:rPr>
+                <w:b w:val="false"/>
+                <w:bCs w:val="false"/>
+                <w:color w:val="000000"/>
+                <w:sz w:val="18"/>
+                <w:szCs w:val="18"/>
+              </w:rPr>
+              <w:t xml:space="preserve">src/lib/auth.ts, src/types/next-auth.d.ts, change-pa...</w:t>
+            </w:r>
+          </w:p>
+        </w:tc>
+      </w:tr>
     </w:tbl>
     <w:p>
       <w:pPr>
@@ -1778,6 +2216,618 @@
           <w:szCs w:val="20"/>
         </w:rPr>
         <w:t xml:space="preserve">Adicionado fallback de desenvolvimento: quando NODE_ENV=development ou EMAIL_LOGGING=true, os emails são logados no console em vez de enviados. Criado sendEmail() helper unificado com try/catch. Alterado .env para onboarding@resend.dev. Criado .env.example com documentação.</w:t>
+      </w:r>
+    </w:p>
+    <w:p>
+      <w:pPr>
+        <w:pBdr>
+          <w:top w:val="single" w:color="E5E7EB" w:sz="1"/>
+        </w:pBdr>
+        <w:spacing w:after="100" w:before="300"/>
+      </w:pPr>
+      <w:r>
+        <w:rPr>
+          <w:b/>
+          <w:bCs/>
+          <w:color w:val="DAA520"/>
+          <w:sz w:val="22"/>
+          <w:szCs w:val="22"/>
+        </w:rPr>
+        <w:t xml:space="preserve">BUG #10 — Médio</w:t>
+      </w:r>
+    </w:p>
+    <w:p>
+      <w:pPr>
+        <w:spacing w:after="60"/>
+      </w:pPr>
+      <w:r>
+        <w:rPr>
+          <w:b/>
+          <w:bCs/>
+          <w:sz w:val="20"/>
+          <w:szCs w:val="20"/>
+        </w:rPr>
+        <w:t xml:space="preserve">Título: </w:t>
+      </w:r>
+      <w:r>
+        <w:rPr>
+          <w:sz w:val="20"/>
+          <w:szCs w:val="20"/>
+        </w:rPr>
+        <w:t xml:space="preserve">Change-password sem validação client-side de complexidade</w:t>
+      </w:r>
+    </w:p>
+    <w:p>
+      <w:pPr>
+        <w:spacing w:after="60"/>
+      </w:pPr>
+      <w:r>
+        <w:rPr>
+          <w:b/>
+          <w:bCs/>
+          <w:sz w:val="20"/>
+          <w:szCs w:val="20"/>
+        </w:rPr>
+        <w:t xml:space="preserve">Ficheiros: </w:t>
+      </w:r>
+      <w:r>
+        <w:rPr>
+          <w:sz w:val="20"/>
+          <w:szCs w:val="20"/>
+        </w:rPr>
+        <w:t xml:space="preserve">src/app/(minha-area)/change-password/page.tsx</w:t>
+      </w:r>
+    </w:p>
+    <w:p>
+      <w:pPr>
+        <w:spacing w:after="60"/>
+      </w:pPr>
+      <w:r>
+        <w:rPr>
+          <w:b/>
+          <w:bCs/>
+          <w:sz w:val="20"/>
+          <w:szCs w:val="20"/>
+        </w:rPr>
+        <w:t xml:space="preserve">Descrição: </w:t>
+      </w:r>
+      <w:r>
+        <w:rPr>
+          <w:sz w:val="20"/>
+          <w:szCs w:val="20"/>
+        </w:rPr>
+        <w:t xml:space="preserve">A página change-password apenas verificava newPassword.length &lt; 8 no cliente. O schema Zod (changePasswordSchema) exige maiúscula, minúscula e número, mas essas regras não eram validadas antes do submit. O utilizador só descobria o erro após enviar o formulário.</w:t>
+      </w:r>
+    </w:p>
+    <w:p>
+      <w:pPr>
+        <w:spacing w:after="300"/>
+      </w:pPr>
+      <w:r>
+        <w:rPr>
+          <w:b/>
+          <w:bCs/>
+          <w:sz w:val="20"/>
+          <w:szCs w:val="20"/>
+        </w:rPr>
+        <w:t xml:space="preserve">Solução: </w:t>
+      </w:r>
+      <w:r>
+        <w:rPr>
+          <w:sz w:val="20"/>
+          <w:szCs w:val="20"/>
+        </w:rPr>
+        <w:t xml:space="preserve">Adicionada validação completa com changePasswordSchema.safeParse() no cliente, exibindo erros específicos para cada campo (currentPassword, newPassword) antes do submit.</w:t>
+      </w:r>
+    </w:p>
+    <w:p>
+      <w:pPr>
+        <w:pBdr>
+          <w:top w:val="single" w:color="E5E7EB" w:sz="1"/>
+        </w:pBdr>
+        <w:spacing w:after="100" w:before="300"/>
+      </w:pPr>
+      <w:r>
+        <w:rPr>
+          <w:b/>
+          <w:bCs/>
+          <w:color w:val="DAA520"/>
+          <w:sz w:val="22"/>
+          <w:szCs w:val="22"/>
+        </w:rPr>
+        <w:t xml:space="preserve">BUG #11 — Médio</w:t>
+      </w:r>
+    </w:p>
+    <w:p>
+      <w:pPr>
+        <w:spacing w:after="60"/>
+      </w:pPr>
+      <w:r>
+        <w:rPr>
+          <w:b/>
+          <w:bCs/>
+          <w:sz w:val="20"/>
+          <w:szCs w:val="20"/>
+        </w:rPr>
+        <w:t xml:space="preserve">Título: </w:t>
+      </w:r>
+      <w:r>
+        <w:rPr>
+          <w:sz w:val="20"/>
+          <w:szCs w:val="20"/>
+        </w:rPr>
+        <w:t xml:space="preserve">Reset-password sem campo 'confirmar password'</w:t>
+      </w:r>
+    </w:p>
+    <w:p>
+      <w:pPr>
+        <w:spacing w:after="60"/>
+      </w:pPr>
+      <w:r>
+        <w:rPr>
+          <w:b/>
+          <w:bCs/>
+          <w:sz w:val="20"/>
+          <w:szCs w:val="20"/>
+        </w:rPr>
+        <w:t xml:space="preserve">Ficheiros: </w:t>
+      </w:r>
+      <w:r>
+        <w:rPr>
+          <w:sz w:val="20"/>
+          <w:szCs w:val="20"/>
+        </w:rPr>
+        <w:t xml:space="preserve">src/app/(auth)/reset-password/page.tsx</w:t>
+      </w:r>
+    </w:p>
+    <w:p>
+      <w:pPr>
+        <w:spacing w:after="60"/>
+      </w:pPr>
+      <w:r>
+        <w:rPr>
+          <w:b/>
+          <w:bCs/>
+          <w:sz w:val="20"/>
+          <w:szCs w:val="20"/>
+        </w:rPr>
+        <w:t xml:space="preserve">Descrição: </w:t>
+      </w:r>
+      <w:r>
+        <w:rPr>
+          <w:sz w:val="20"/>
+          <w:szCs w:val="20"/>
+        </w:rPr>
+        <w:t xml:space="preserve">O formulário de reset-password só tinha um campo de password. Um typo na nova password impossibilitaria o login, e não havia forma de detetar o erro. O utilizador ficaria locked out sem saber.</w:t>
+      </w:r>
+    </w:p>
+    <w:p>
+      <w:pPr>
+        <w:spacing w:after="300"/>
+      </w:pPr>
+      <w:r>
+        <w:rPr>
+          <w:b/>
+          <w:bCs/>
+          <w:sz w:val="20"/>
+          <w:szCs w:val="20"/>
+        </w:rPr>
+        <w:t xml:space="preserve">Solução: </w:t>
+      </w:r>
+      <w:r>
+        <w:rPr>
+          <w:sz w:val="20"/>
+          <w:szCs w:val="20"/>
+        </w:rPr>
+        <w:t xml:space="preserve">Adicionado campo 'Confirmar nova palavra-passe' com validação de correspondência antes do submit.</w:t>
+      </w:r>
+    </w:p>
+    <w:p>
+      <w:pPr>
+        <w:pBdr>
+          <w:top w:val="single" w:color="E5E7EB" w:sz="1"/>
+        </w:pBdr>
+        <w:spacing w:after="100" w:before="300"/>
+      </w:pPr>
+      <w:r>
+        <w:rPr>
+          <w:b/>
+          <w:bCs/>
+          <w:color w:val="228B22"/>
+          <w:sz w:val="22"/>
+          <w:szCs w:val="22"/>
+        </w:rPr>
+        <w:t xml:space="preserve">BUG #12 — Baixo</w:t>
+      </w:r>
+    </w:p>
+    <w:p>
+      <w:pPr>
+        <w:spacing w:after="60"/>
+      </w:pPr>
+      <w:r>
+        <w:rPr>
+          <w:b/>
+          <w:bCs/>
+          <w:sz w:val="20"/>
+          <w:szCs w:val="20"/>
+        </w:rPr>
+        <w:t xml:space="preserve">Título: </w:t>
+      </w:r>
+      <w:r>
+        <w:rPr>
+          <w:sz w:val="20"/>
+          <w:szCs w:val="20"/>
+        </w:rPr>
+        <w:t xml:space="preserve">Change-password faz signout sem mensagem de sucesso visível</w:t>
+      </w:r>
+    </w:p>
+    <w:p>
+      <w:pPr>
+        <w:spacing w:after="60"/>
+      </w:pPr>
+      <w:r>
+        <w:rPr>
+          <w:b/>
+          <w:bCs/>
+          <w:sz w:val="20"/>
+          <w:szCs w:val="20"/>
+        </w:rPr>
+        <w:t xml:space="preserve">Ficheiros: </w:t>
+      </w:r>
+      <w:r>
+        <w:rPr>
+          <w:sz w:val="20"/>
+          <w:szCs w:val="20"/>
+        </w:rPr>
+        <w:t xml:space="preserve">src/app/(minha-area)/change-password/page.tsx, src/app/(auth)/signin/SignInClient.tsx</w:t>
+      </w:r>
+    </w:p>
+    <w:p>
+      <w:pPr>
+        <w:spacing w:after="60"/>
+      </w:pPr>
+      <w:r>
+        <w:rPr>
+          <w:b/>
+          <w:bCs/>
+          <w:sz w:val="20"/>
+          <w:szCs w:val="20"/>
+        </w:rPr>
+        <w:t xml:space="preserve">Descrição: </w:t>
+      </w:r>
+      <w:r>
+        <w:rPr>
+          <w:sz w:val="20"/>
+          <w:szCs w:val="20"/>
+        </w:rPr>
+        <w:t xml:space="preserve">Após alterar a password com sucesso, o utilizador era imediatamente redirecionado para /signin via signOut() sem ver qualquer feedback de sucesso. A transição era abrupta.</w:t>
+      </w:r>
+    </w:p>
+    <w:p>
+      <w:pPr>
+        <w:spacing w:after="300"/>
+      </w:pPr>
+      <w:r>
+        <w:rPr>
+          <w:b/>
+          <w:bCs/>
+          <w:sz w:val="20"/>
+          <w:szCs w:val="20"/>
+        </w:rPr>
+        <w:t xml:space="preserve">Solução: </w:t>
+      </w:r>
+      <w:r>
+        <w:rPr>
+          <w:sz w:val="20"/>
+          <w:szCs w:val="20"/>
+        </w:rPr>
+        <w:t xml:space="preserve">Adicionado ecrã de sucesso com mensagem 'Palavra-passe alterada!' e redirecionamento após 2 segundos com reason=password_changed. Adicionada mensagem verde no signin quando reason=password_changed.</w:t>
+      </w:r>
+    </w:p>
+    <w:p>
+      <w:pPr>
+        <w:pBdr>
+          <w:top w:val="single" w:color="E5E7EB" w:sz="1"/>
+        </w:pBdr>
+        <w:spacing w:after="100" w:before="300"/>
+      </w:pPr>
+      <w:r>
+        <w:rPr>
+          <w:b/>
+          <w:bCs/>
+          <w:color w:val="DAA520"/>
+          <w:sz w:val="22"/>
+          <w:szCs w:val="22"/>
+        </w:rPr>
+        <w:t xml:space="preserve">BUG #13 — Médio</w:t>
+      </w:r>
+    </w:p>
+    <w:p>
+      <w:pPr>
+        <w:spacing w:after="60"/>
+      </w:pPr>
+      <w:r>
+        <w:rPr>
+          <w:b/>
+          <w:bCs/>
+          <w:sz w:val="20"/>
+          <w:szCs w:val="20"/>
+        </w:rPr>
+        <w:t xml:space="preserve">Título: </w:t>
+      </w:r>
+      <w:r>
+        <w:rPr>
+          <w:sz w:val="20"/>
+          <w:szCs w:val="20"/>
+        </w:rPr>
+        <w:t xml:space="preserve">Reset-password sem validação client-side de complexidade</w:t>
+      </w:r>
+    </w:p>
+    <w:p>
+      <w:pPr>
+        <w:spacing w:after="60"/>
+      </w:pPr>
+      <w:r>
+        <w:rPr>
+          <w:b/>
+          <w:bCs/>
+          <w:sz w:val="20"/>
+          <w:szCs w:val="20"/>
+        </w:rPr>
+        <w:t xml:space="preserve">Ficheiros: </w:t>
+      </w:r>
+      <w:r>
+        <w:rPr>
+          <w:sz w:val="20"/>
+          <w:szCs w:val="20"/>
+        </w:rPr>
+        <w:t xml:space="preserve">src/app/(auth)/reset-password/page.tsx</w:t>
+      </w:r>
+    </w:p>
+    <w:p>
+      <w:pPr>
+        <w:spacing w:after="60"/>
+      </w:pPr>
+      <w:r>
+        <w:rPr>
+          <w:b/>
+          <w:bCs/>
+          <w:sz w:val="20"/>
+          <w:szCs w:val="20"/>
+        </w:rPr>
+        <w:t xml:space="preserve">Descrição: </w:t>
+      </w:r>
+      <w:r>
+        <w:rPr>
+          <w:sz w:val="20"/>
+          <w:szCs w:val="20"/>
+        </w:rPr>
+        <w:t xml:space="preserve">A página reset-password só verificava password.length &lt; 8 no cliente. As regras de maiúscula, minúscula e número do schema Zod (resetPasswordSchema) não eram validadas antes do submit.</w:t>
+      </w:r>
+    </w:p>
+    <w:p>
+      <w:pPr>
+        <w:spacing w:after="300"/>
+      </w:pPr>
+      <w:r>
+        <w:rPr>
+          <w:b/>
+          <w:bCs/>
+          <w:sz w:val="20"/>
+          <w:szCs w:val="20"/>
+        </w:rPr>
+        <w:t xml:space="preserve">Solução: </w:t>
+      </w:r>
+      <w:r>
+        <w:rPr>
+          <w:sz w:val="20"/>
+          <w:szCs w:val="20"/>
+        </w:rPr>
+        <w:t xml:space="preserve">Adicionada validação completa com resetPasswordSchema.safeParse() no cliente, exibindo erros específicos.</w:t>
+      </w:r>
+    </w:p>
+    <w:p>
+      <w:pPr>
+        <w:pBdr>
+          <w:top w:val="single" w:color="E5E7EB" w:sz="1"/>
+        </w:pBdr>
+        <w:spacing w:after="100" w:before="300"/>
+      </w:pPr>
+      <w:r>
+        <w:rPr>
+          <w:b/>
+          <w:bCs/>
+          <w:color w:val="228B22"/>
+          <w:sz w:val="22"/>
+          <w:szCs w:val="22"/>
+        </w:rPr>
+        <w:t xml:space="preserve">BUG #14 — Baixo</w:t>
+      </w:r>
+    </w:p>
+    <w:p>
+      <w:pPr>
+        <w:spacing w:after="60"/>
+      </w:pPr>
+      <w:r>
+        <w:rPr>
+          <w:b/>
+          <w:bCs/>
+          <w:sz w:val="20"/>
+          <w:szCs w:val="20"/>
+        </w:rPr>
+        <w:t xml:space="preserve">Título: </w:t>
+      </w:r>
+      <w:r>
+        <w:rPr>
+          <w:sz w:val="20"/>
+          <w:szCs w:val="20"/>
+        </w:rPr>
+        <w:t xml:space="preserve">Router importado mas não usado em reset-password</w:t>
+      </w:r>
+    </w:p>
+    <w:p>
+      <w:pPr>
+        <w:spacing w:after="60"/>
+      </w:pPr>
+      <w:r>
+        <w:rPr>
+          <w:b/>
+          <w:bCs/>
+          <w:sz w:val="20"/>
+          <w:szCs w:val="20"/>
+        </w:rPr>
+        <w:t xml:space="preserve">Ficheiros: </w:t>
+      </w:r>
+      <w:r>
+        <w:rPr>
+          <w:sz w:val="20"/>
+          <w:szCs w:val="20"/>
+        </w:rPr>
+        <w:t xml:space="preserve">src/app/(auth)/reset-password/page.tsx</w:t>
+      </w:r>
+    </w:p>
+    <w:p>
+      <w:pPr>
+        <w:spacing w:after="60"/>
+      </w:pPr>
+      <w:r>
+        <w:rPr>
+          <w:b/>
+          <w:bCs/>
+          <w:sz w:val="20"/>
+          <w:szCs w:val="20"/>
+        </w:rPr>
+        <w:t xml:space="preserve">Descrição: </w:t>
+      </w:r>
+      <w:r>
+        <w:rPr>
+          <w:sz w:val="20"/>
+          <w:szCs w:val="20"/>
+        </w:rPr>
+        <w:t xml:space="preserve">const router = useRouter() era importado e declarado mas nunca utilizado. Gerava warning de lint: unused variable.</w:t>
+      </w:r>
+    </w:p>
+    <w:p>
+      <w:pPr>
+        <w:spacing w:after="300"/>
+      </w:pPr>
+      <w:r>
+        <w:rPr>
+          <w:b/>
+          <w:bCs/>
+          <w:sz w:val="20"/>
+          <w:szCs w:val="20"/>
+        </w:rPr>
+        <w:t xml:space="preserve">Solução: </w:t>
+      </w:r>
+      <w:r>
+        <w:rPr>
+          <w:sz w:val="20"/>
+          <w:szCs w:val="20"/>
+        </w:rPr>
+        <w:t xml:space="preserve">Removido o import e declaração não utilizados do useRouter/router.</w:t>
+      </w:r>
+    </w:p>
+    <w:p>
+      <w:pPr>
+        <w:pBdr>
+          <w:top w:val="single" w:color="E5E7EB" w:sz="1"/>
+        </w:pBdr>
+        <w:spacing w:after="100" w:before="300"/>
+      </w:pPr>
+      <w:r>
+        <w:rPr>
+          <w:b/>
+          <w:bCs/>
+          <w:color w:val="FF8C00"/>
+          <w:sz w:val="22"/>
+          <w:szCs w:val="22"/>
+        </w:rPr>
+        <w:t xml:space="preserve">BUG #15 — Alto</w:t>
+      </w:r>
+    </w:p>
+    <w:p>
+      <w:pPr>
+        <w:spacing w:after="60"/>
+      </w:pPr>
+      <w:r>
+        <w:rPr>
+          <w:b/>
+          <w:bCs/>
+          <w:sz w:val="20"/>
+          <w:szCs w:val="20"/>
+        </w:rPr>
+        <w:t xml:space="preserve">Título: </w:t>
+      </w:r>
+      <w:r>
+        <w:rPr>
+          <w:sz w:val="20"/>
+          <w:szCs w:val="20"/>
+        </w:rPr>
+        <w:t xml:space="preserve">Social users (Google) não conseguem definir palavra-passe</w:t>
+      </w:r>
+    </w:p>
+    <w:p>
+      <w:pPr>
+        <w:spacing w:after="60"/>
+      </w:pPr>
+      <w:r>
+        <w:rPr>
+          <w:b/>
+          <w:bCs/>
+          <w:sz w:val="20"/>
+          <w:szCs w:val="20"/>
+        </w:rPr>
+        <w:t xml:space="preserve">Ficheiros: </w:t>
+      </w:r>
+      <w:r>
+        <w:rPr>
+          <w:sz w:val="20"/>
+          <w:szCs w:val="20"/>
+        </w:rPr>
+        <w:t xml:space="preserve">src/lib/auth.ts, src/types/next-auth.d.ts, change-password/route.ts, change-password/page.tsx, validations/auth.ts</w:t>
+      </w:r>
+    </w:p>
+    <w:p>
+      <w:pPr>
+        <w:spacing w:after="60"/>
+      </w:pPr>
+      <w:r>
+        <w:rPr>
+          <w:b/>
+          <w:bCs/>
+          <w:sz w:val="20"/>
+          <w:szCs w:val="20"/>
+        </w:rPr>
+        <w:t xml:space="preserve">Descrição: </w:t>
+      </w:r>
+      <w:r>
+        <w:rPr>
+          <w:sz w:val="20"/>
+          <w:szCs w:val="20"/>
+        </w:rPr>
+        <w:t xml:space="preserve">Utilizadores que entraram com Google não tinham hashedPassword na DB. A rota change-password rejeitava com 'Conta sem palavra-passe definida'. A página change-password não diferenciava entre utilizadores com e sem password. Não havia forma de um social user definir uma password para também entrar com credentials.</w:t>
+      </w:r>
+    </w:p>
+    <w:p>
+      <w:pPr>
+        <w:spacing w:after="300"/>
+      </w:pPr>
+      <w:r>
+        <w:rPr>
+          <w:b/>
+          <w:bCs/>
+          <w:sz w:val="20"/>
+          <w:szCs w:val="20"/>
+        </w:rPr>
+        <w:t xml:space="preserve">Solução: </w:t>
+      </w:r>
+      <w:r>
+        <w:rPr>
+          <w:sz w:val="20"/>
+          <w:szCs w:val="20"/>
+        </w:rPr>
+        <w:t xml:space="preserve">Adicionado campo hasPassword à session (JWT + DB refresh). Rota change-password agora detecta social users: se não tem password, define sem pedir currentPassword e atualiza provider para 'both'. Página change-password mostra UI diferente: 'Definir palavra-passe' com aviso 'Conta criada com Google' e sem campo de password actual.</w:t>
       </w:r>
     </w:p>
     <w:p>
@@ -1876,6 +2926,1984 @@
       <w:pgNumType/>
       <w:docGrid w:linePitch="360"/>
     </w:sectPr>
+    <w:tbl>
+      <w:tblPr>
+        <w:tblW w:w="5000" w:type="dxa"/>
+        <w:tblBorders>
+          <w:top w:val="single" w:sz="4" w:space="0" w:color="999999"/>
+          <w:left w:val="single" w:sz="4" w:space="0" w:color="999999"/>
+          <w:bottom w:val="single" w:sz="4" w:space="0" w:color="999999"/>
+          <w:right w:val="single" w:sz="4" w:space="0" w:color="999999"/>
+          <w:insideH w:val="single" w:sz="4" w:space="0" w:color="999999"/>
+          <w:insideV w:val="single" w:sz="4" w:space="0" w:color="999999"/>
+        </w:tblBorders>
+      </w:tblPr>
+      <w:tr>
+        <w:tc>
+          <w:tcPr>
+            <w:tcW w:w="500" w:type="dxa"/>
+            <w:shd w:val="clear" w:color="auto" w:fill="2B579A"/>
+          </w:tcPr>
+          <w:p>
+            <w:pPr>
+              <w:spacing w:before="40" w:after="40"/>
+            </w:pPr>
+            <w:r>
+              <w:rPr>
+                <w:sz w:val="18"/>
+                <w:szCs w:val="18"/>
+                <w:b/>
+                <w:color w:val="FFFFFF"/>
+              </w:rPr>
+              <w:t xml:space="preserve">#</w:t>
+            </w:r>
+          </w:p>
+        </w:tc>
+        <w:tc>
+          <w:tcPr>
+            <w:tcW w:w="800" w:type="dxa"/>
+            <w:shd w:val="clear" w:color="auto" w:fill="2B579A"/>
+          </w:tcPr>
+          <w:p>
+            <w:pPr>
+              <w:spacing w:before="40" w:after="40"/>
+            </w:pPr>
+            <w:r>
+              <w:rPr>
+                <w:sz w:val="18"/>
+                <w:szCs w:val="18"/>
+                <w:b/>
+                <w:color w:val="FFFFFF"/>
+              </w:rPr>
+              <w:t xml:space="preserve">Severidade</w:t>
+            </w:r>
+          </w:p>
+        </w:tc>
+        <w:tc>
+          <w:tcPr>
+            <w:tcW w:w="3000" w:type="dxa"/>
+            <w:shd w:val="clear" w:color="auto" w:fill="2B579A"/>
+          </w:tcPr>
+          <w:p>
+            <w:pPr>
+              <w:spacing w:before="40" w:after="40"/>
+            </w:pPr>
+            <w:r>
+              <w:rPr>
+                <w:sz w:val="18"/>
+                <w:szCs w:val="18"/>
+                <w:b/>
+                <w:color w:val="FFFFFF"/>
+              </w:rPr>
+              <w:t xml:space="preserve">Título</w:t>
+            </w:r>
+          </w:p>
+        </w:tc>
+        <w:tc>
+          <w:tcPr>
+            <w:tcW w:w="3000" w:type="dxa"/>
+            <w:shd w:val="clear" w:color="auto" w:fill="2B579A"/>
+          </w:tcPr>
+          <w:p>
+            <w:pPr>
+              <w:spacing w:before="40" w:after="40"/>
+            </w:pPr>
+            <w:r>
+              <w:rPr>
+                <w:sz w:val="18"/>
+                <w:szCs w:val="18"/>
+                <w:b/>
+                <w:color w:val="FFFFFF"/>
+              </w:rPr>
+              <w:t xml:space="preserve">Ficheiros</w:t>
+            </w:r>
+          </w:p>
+        </w:tc>
+      </w:tr>
+      <w:tr>
+        <w:tc>
+          <w:tcPr>
+            <w:tcW w:w="500" w:type="dxa"/>
+          </w:tcPr>
+          <w:p>
+            <w:pPr>
+              <w:spacing w:before="40" w:after="40"/>
+            </w:pPr>
+            <w:r>
+              <w:rPr>
+                <w:sz w:val="18"/>
+                <w:szCs w:val="18"/>
+              </w:rPr>
+              <w:t xml:space="preserve">1</w:t>
+            </w:r>
+          </w:p>
+        </w:tc>
+        <w:tc>
+          <w:tcPr>
+            <w:tcW w:w="800" w:type="dxa"/>
+          </w:tcPr>
+          <w:p>
+            <w:pPr>
+              <w:spacing w:before="40" w:after="40"/>
+            </w:pPr>
+            <w:r>
+              <w:rPr>
+                <w:sz w:val="18"/>
+                <w:szCs w:val="18"/>
+              </w:rPr>
+              <w:t xml:space="preserve">Crítico</w:t>
+            </w:r>
+          </w:p>
+        </w:tc>
+        <w:tc>
+          <w:tcPr>
+            <w:tcW w:w="3000" w:type="dxa"/>
+          </w:tcPr>
+          <w:p>
+            <w:pPr>
+              <w:spacing w:before="40" w:after="40"/>
+            </w:pPr>
+            <w:r>
+              <w:rPr>
+                <w:sz w:val="18"/>
+                <w:szCs w:val="18"/>
+              </w:rPr>
+              <w:t xml:space="preserve">tempPassword nunca retornado ao admin no criar professor</w:t>
+            </w:r>
+          </w:p>
+        </w:tc>
+        <w:tc>
+          <w:tcPr>
+            <w:tcW w:w="3000" w:type="dxa"/>
+          </w:tcPr>
+          <w:p>
+            <w:pPr>
+              <w:spacing w:before="40" w:after="40"/>
+            </w:pPr>
+            <w:r>
+              <w:rPr>
+                <w:sz w:val="18"/>
+                <w:szCs w:val="18"/>
+              </w:rPr>
+              <w:t xml:space="preserve">teachers/route.ts, TeacherForm.tsx</w:t>
+            </w:r>
+          </w:p>
+        </w:tc>
+      </w:tr>
+      <w:tr>
+        <w:tc>
+          <w:tcPr>
+            <w:tcW w:w="500" w:type="dxa"/>
+          </w:tcPr>
+          <w:p>
+            <w:pPr>
+              <w:spacing w:before="40" w:after="40"/>
+            </w:pPr>
+            <w:r>
+              <w:rPr>
+                <w:sz w:val="18"/>
+                <w:szCs w:val="18"/>
+              </w:rPr>
+              <w:t xml:space="preserve">2</w:t>
+            </w:r>
+          </w:p>
+        </w:tc>
+        <w:tc>
+          <w:tcPr>
+            <w:tcW w:w="800" w:type="dxa"/>
+          </w:tcPr>
+          <w:p>
+            <w:pPr>
+              <w:spacing w:before="40" w:after="40"/>
+            </w:pPr>
+            <w:r>
+              <w:rPr>
+                <w:sz w:val="18"/>
+                <w:szCs w:val="18"/>
+              </w:rPr>
+              <w:t xml:space="preserve">Médio</w:t>
+            </w:r>
+          </w:p>
+        </w:tc>
+        <w:tc>
+          <w:tcPr>
+            <w:tcW w:w="3000" w:type="dxa"/>
+          </w:tcPr>
+          <w:p>
+            <w:pPr>
+              <w:spacing w:before="40" w:after="40"/>
+            </w:pPr>
+            <w:r>
+              <w:rPr>
+                <w:sz w:val="18"/>
+                <w:szCs w:val="18"/>
+              </w:rPr>
+              <w:t xml:space="preserve">E-mail duplicado não verificado no PUT</w:t>
+            </w:r>
+          </w:p>
+        </w:tc>
+        <w:tc>
+          <w:tcPr>
+            <w:tcW w:w="3000" w:type="dxa"/>
+          </w:tcPr>
+          <w:p>
+            <w:pPr>
+              <w:spacing w:before="40" w:after="40"/>
+            </w:pPr>
+            <w:r>
+              <w:rPr>
+                <w:sz w:val="18"/>
+                <w:szCs w:val="18"/>
+              </w:rPr>
+              <w:t xml:space="preserve">teachers/[id]/route.ts</w:t>
+            </w:r>
+          </w:p>
+        </w:tc>
+      </w:tr>
+      <w:tr>
+        <w:tc>
+          <w:tcPr>
+            <w:tcW w:w="500" w:type="dxa"/>
+          </w:tcPr>
+          <w:p>
+            <w:pPr>
+              <w:spacing w:before="40" w:after="40"/>
+            </w:pPr>
+            <w:r>
+              <w:rPr>
+                <w:sz w:val="18"/>
+                <w:szCs w:val="18"/>
+              </w:rPr>
+              <w:t xml:space="preserve">3</w:t>
+            </w:r>
+          </w:p>
+        </w:tc>
+        <w:tc>
+          <w:tcPr>
+            <w:tcW w:w="800" w:type="dxa"/>
+          </w:tcPr>
+          <w:p>
+            <w:pPr>
+              <w:spacing w:before="40" w:after="40"/>
+            </w:pPr>
+            <w:r>
+              <w:rPr>
+                <w:sz w:val="18"/>
+                <w:szCs w:val="18"/>
+              </w:rPr>
+              <w:t xml:space="preserve">Médio</w:t>
+            </w:r>
+          </w:p>
+        </w:tc>
+        <w:tc>
+          <w:tcPr>
+            <w:tcW w:w="3000" w:type="dxa"/>
+          </w:tcPr>
+          <w:p>
+            <w:pPr>
+              <w:spacing w:before="40" w:after="40"/>
+            </w:pPr>
+            <w:r>
+              <w:rPr>
+                <w:sz w:val="18"/>
+                <w:szCs w:val="18"/>
+              </w:rPr>
+              <w:t xml:space="preserve">Audit logging em falta no PUT e DELETE</w:t>
+            </w:r>
+          </w:p>
+        </w:tc>
+        <w:tc>
+          <w:tcPr>
+            <w:tcW w:w="3000" w:type="dxa"/>
+          </w:tcPr>
+          <w:p>
+            <w:pPr>
+              <w:spacing w:before="40" w:after="40"/>
+            </w:pPr>
+            <w:r>
+              <w:rPr>
+                <w:sz w:val="18"/>
+                <w:szCs w:val="18"/>
+              </w:rPr>
+              <w:t xml:space="preserve">teachers/[id]/route.ts</w:t>
+            </w:r>
+          </w:p>
+        </w:tc>
+      </w:tr>
+      <w:tr>
+        <w:tc>
+          <w:tcPr>
+            <w:tcW w:w="500" w:type="dxa"/>
+          </w:tcPr>
+          <w:p>
+            <w:pPr>
+              <w:spacing w:before="40" w:after="40"/>
+            </w:pPr>
+            <w:r>
+              <w:rPr>
+                <w:sz w:val="18"/>
+                <w:szCs w:val="18"/>
+              </w:rPr>
+              <w:t xml:space="preserve">4</w:t>
+            </w:r>
+          </w:p>
+        </w:tc>
+        <w:tc>
+          <w:tcPr>
+            <w:tcW w:w="800" w:type="dxa"/>
+          </w:tcPr>
+          <w:p>
+            <w:pPr>
+              <w:spacing w:before="40" w:after="40"/>
+            </w:pPr>
+            <w:r>
+              <w:rPr>
+                <w:sz w:val="18"/>
+                <w:szCs w:val="18"/>
+              </w:rPr>
+              <w:t xml:space="preserve">Médio</w:t>
+            </w:r>
+          </w:p>
+        </w:tc>
+        <w:tc>
+          <w:tcPr>
+            <w:tcW w:w="3000" w:type="dxa"/>
+          </w:tcPr>
+          <w:p>
+            <w:pPr>
+              <w:spacing w:before="40" w:after="40"/>
+            </w:pPr>
+            <w:r>
+              <w:rPr>
+                <w:sz w:val="18"/>
+                <w:szCs w:val="18"/>
+              </w:rPr>
+              <w:t xml:space="preserve">Erros de desactivação/eliminação sem feedback</w:t>
+            </w:r>
+          </w:p>
+        </w:tc>
+        <w:tc>
+          <w:tcPr>
+            <w:tcW w:w="3000" w:type="dxa"/>
+          </w:tcPr>
+          <w:p>
+            <w:pPr>
+              <w:spacing w:before="40" w:after="40"/>
+            </w:pPr>
+            <w:r>
+              <w:rPr>
+                <w:sz w:val="18"/>
+                <w:szCs w:val="18"/>
+              </w:rPr>
+              <w:t xml:space="preserve">list/teachers/page.tsx</w:t>
+            </w:r>
+          </w:p>
+        </w:tc>
+      </w:tr>
+      <w:tr>
+        <w:tc>
+          <w:tcPr>
+            <w:tcW w:w="500" w:type="dxa"/>
+          </w:tcPr>
+          <w:p>
+            <w:pPr>
+              <w:spacing w:before="40" w:after="40"/>
+            </w:pPr>
+            <w:r>
+              <w:rPr>
+                <w:sz w:val="18"/>
+                <w:szCs w:val="18"/>
+              </w:rPr>
+              <w:t xml:space="preserve">5</w:t>
+            </w:r>
+          </w:p>
+        </w:tc>
+        <w:tc>
+          <w:tcPr>
+            <w:tcW w:w="800" w:type="dxa"/>
+          </w:tcPr>
+          <w:p>
+            <w:pPr>
+              <w:spacing w:before="40" w:after="40"/>
+            </w:pPr>
+            <w:r>
+              <w:rPr>
+                <w:sz w:val="18"/>
+                <w:szCs w:val="18"/>
+              </w:rPr>
+              <w:t xml:space="preserve">Baixo</w:t>
+            </w:r>
+          </w:p>
+        </w:tc>
+        <w:tc>
+          <w:tcPr>
+            <w:tcW w:w="3000" w:type="dxa"/>
+          </w:tcPr>
+          <w:p>
+            <w:pPr>
+              <w:spacing w:before="40" w:after="40"/>
+            </w:pPr>
+            <w:r>
+              <w:rPr>
+                <w:sz w:val="18"/>
+                <w:szCs w:val="18"/>
+              </w:rPr>
+              <w:t xml:space="preserve">classes.join() pode crashar</w:t>
+            </w:r>
+          </w:p>
+        </w:tc>
+        <w:tc>
+          <w:tcPr>
+            <w:tcW w:w="3000" w:type="dxa"/>
+          </w:tcPr>
+          <w:p>
+            <w:pPr>
+              <w:spacing w:before="40" w:after="40"/>
+            </w:pPr>
+            <w:r>
+              <w:rPr>
+                <w:sz w:val="18"/>
+                <w:szCs w:val="18"/>
+              </w:rPr>
+              <w:t xml:space="preserve">list/teachers/page.tsx</w:t>
+            </w:r>
+          </w:p>
+        </w:tc>
+      </w:tr>
+      <w:tr>
+        <w:tc>
+          <w:tcPr>
+            <w:tcW w:w="500" w:type="dxa"/>
+          </w:tcPr>
+          <w:p>
+            <w:pPr>
+              <w:spacing w:before="40" w:after="40"/>
+            </w:pPr>
+            <w:r>
+              <w:rPr>
+                <w:sz w:val="18"/>
+                <w:szCs w:val="18"/>
+              </w:rPr>
+              <w:t xml:space="preserve">6</w:t>
+            </w:r>
+          </w:p>
+        </w:tc>
+        <w:tc>
+          <w:tcPr>
+            <w:tcW w:w="800" w:type="dxa"/>
+          </w:tcPr>
+          <w:p>
+            <w:pPr>
+              <w:spacing w:before="40" w:after="40"/>
+            </w:pPr>
+            <w:r>
+              <w:rPr>
+                <w:sz w:val="18"/>
+                <w:szCs w:val="18"/>
+              </w:rPr>
+              <w:t xml:space="preserve">Baixo</w:t>
+            </w:r>
+          </w:p>
+        </w:tc>
+        <w:tc>
+          <w:tcPr>
+            <w:tcW w:w="3000" w:type="dxa"/>
+          </w:tcPr>
+          <w:p>
+            <w:pPr>
+              <w:spacing w:before="40" w:after="40"/>
+            </w:pPr>
+            <w:r>
+              <w:rPr>
+                <w:sz w:val="18"/>
+                <w:szCs w:val="18"/>
+              </w:rPr>
+              <w:t xml:space="preserve">Strings vazias em vez de null (phone/address/foto)</w:t>
+            </w:r>
+          </w:p>
+        </w:tc>
+        <w:tc>
+          <w:tcPr>
+            <w:tcW w:w="3000" w:type="dxa"/>
+          </w:tcPr>
+          <w:p>
+            <w:pPr>
+              <w:spacing w:before="40" w:after="40"/>
+            </w:pPr>
+            <w:r>
+              <w:rPr>
+                <w:sz w:val="18"/>
+                <w:szCs w:val="18"/>
+              </w:rPr>
+              <w:t xml:space="preserve">teachers/route.ts, [id]/route.ts</w:t>
+            </w:r>
+          </w:p>
+        </w:tc>
+      </w:tr>
+      <w:tr>
+        <w:tc>
+          <w:tcPr>
+            <w:tcW w:w="500" w:type="dxa"/>
+          </w:tcPr>
+          <w:p>
+            <w:pPr>
+              <w:spacing w:before="40" w:after="40"/>
+            </w:pPr>
+            <w:r>
+              <w:rPr>
+                <w:sz w:val="18"/>
+                <w:szCs w:val="18"/>
+              </w:rPr>
+              <w:t xml:space="preserve">7</w:t>
+            </w:r>
+          </w:p>
+        </w:tc>
+        <w:tc>
+          <w:tcPr>
+            <w:tcW w:w="800" w:type="dxa"/>
+          </w:tcPr>
+          <w:p>
+            <w:pPr>
+              <w:spacing w:before="40" w:after="40"/>
+            </w:pPr>
+            <w:r>
+              <w:rPr>
+                <w:sz w:val="18"/>
+                <w:szCs w:val="18"/>
+              </w:rPr>
+              <w:t xml:space="preserve">Baixo</w:t>
+            </w:r>
+          </w:p>
+        </w:tc>
+        <w:tc>
+          <w:tcPr>
+            <w:tcW w:w="3000" w:type="dxa"/>
+          </w:tcPr>
+          <w:p>
+            <w:pPr>
+              <w:spacing w:before="40" w:after="40"/>
+            </w:pPr>
+            <w:r>
+              <w:rPr>
+                <w:sz w:val="18"/>
+                <w:szCs w:val="18"/>
+              </w:rPr>
+              <w:t xml:space="preserve">Profile save sem feedback de erro</w:t>
+            </w:r>
+          </w:p>
+        </w:tc>
+        <w:tc>
+          <w:tcPr>
+            <w:tcW w:w="3000" w:type="dxa"/>
+          </w:tcPr>
+          <w:p>
+            <w:pPr>
+              <w:spacing w:before="40" w:after="40"/>
+            </w:pPr>
+            <w:r>
+              <w:rPr>
+                <w:sz w:val="18"/>
+                <w:szCs w:val="18"/>
+              </w:rPr>
+              <w:t xml:space="preserve">profile/page.tsx</w:t>
+            </w:r>
+          </w:p>
+        </w:tc>
+      </w:tr>
+    </w:tbl>
+    <w:p>
+      <w:pPr>
+        <w:spacing w:before="200" w:after="60"/>
+      </w:pPr>
+      <w:r>
+        <w:rPr>
+          <w:sz w:val="22"/>
+          <w:szCs w:val="22"/>
+        </w:rPr>
+        <w:t xml:space="preserve"/>
+      </w:r>
+    </w:p>
+    <w:p>
+      <w:pPr>
+        <w:spacing w:before="400" w:after="60"/>
+      </w:pPr>
+      <w:r>
+        <w:rPr>
+          <w:sz w:val="26"/>
+          <w:szCs w:val="26"/>
+          <w:b/>
+          <w:color w:val="2B579A"/>
+        </w:rPr>
+        <w:t xml:space="preserve">Detalhes dos Novos Bugs Corrigidos</w:t>
+      </w:r>
+    </w:p>
+    <w:p>
+      <w:pPr>
+        <w:spacing w:before="300" w:after="60"/>
+      </w:pPr>
+      <w:r>
+        <w:rPr>
+          <w:sz w:val="24"/>
+          <w:szCs w:val="24"/>
+          <w:b/>
+          <w:color w:val="CC0000"/>
+        </w:rPr>
+        <w:t xml:space="preserve">BUG #1 — Crítico</w:t>
+      </w:r>
+    </w:p>
+    <w:p>
+      <w:pPr>
+        <w:spacing w:before="120" w:after="60"/>
+      </w:pPr>
+      <w:r>
+        <w:rPr>
+          <w:sz w:val="22"/>
+          <w:szCs w:val="22"/>
+        </w:rPr>
+        <w:t xml:space="preserve">Título: tempPassword nunca retornado ao admin no criar professor</w:t>
+      </w:r>
+    </w:p>
+    <w:p>
+      <w:pPr>
+        <w:spacing w:before="60" w:after="60"/>
+      </w:pPr>
+      <w:r>
+        <w:rPr>
+          <w:sz w:val="20"/>
+          <w:szCs w:val="20"/>
+        </w:rPr>
+        <w:t xml:space="preserve">Ficheiros: src/app/api/teachers/route.ts, src/components/forms/TeacherForm.tsx</w:t>
+      </w:r>
+    </w:p>
+    <w:p>
+      <w:pPr>
+        <w:spacing w:before="120" w:after="60"/>
+      </w:pPr>
+      <w:r>
+        <w:rPr>
+          <w:sz w:val="22"/>
+          <w:szCs w:val="22"/>
+        </w:rPr>
+        <w:t xml:space="preserve">Descrição: Quando o admin cria um professor com createAccount=true, a API gera tempPassword e envia por email, mas não a inclui na resposta JSON. O frontend verifica data.tempPassword para exibir as credenciais — como nunca existe, o admin nunca vê a password. Se o email falhar, as credenciais perdem-se.</w:t>
+      </w:r>
+    </w:p>
+    <w:p>
+      <w:pPr>
+        <w:spacing w:before="120" w:after="60"/>
+      </w:pPr>
+      <w:r>
+        <w:rPr>
+          <w:sz w:val="22"/>
+          <w:szCs w:val="22"/>
+        </w:rPr>
+        <w:t xml:space="preserve">Solução: Incluído tempPassword na resposta JSON quando createAccount é true.</w:t>
+      </w:r>
+    </w:p>
+    <w:p>
+      <w:pPr>
+        <w:spacing w:before="120" w:after="60"/>
+      </w:pPr>
+      <w:r>
+        <w:rPr>
+          <w:sz w:val="22"/>
+          <w:szCs w:val="22"/>
+        </w:rPr>
+        <w:t xml:space="preserve"/>
+      </w:r>
+    </w:p>
+    <w:p>
+      <w:pPr>
+        <w:spacing w:before="300" w:after="60"/>
+      </w:pPr>
+      <w:r>
+        <w:rPr>
+          <w:sz w:val="24"/>
+          <w:szCs w:val="24"/>
+          <w:b/>
+          <w:color w:val="E67E22"/>
+        </w:rPr>
+        <w:t xml:space="preserve">BUG #2 — Médio</w:t>
+      </w:r>
+    </w:p>
+    <w:p>
+      <w:pPr>
+        <w:spacing w:before="120" w:after="60"/>
+      </w:pPr>
+      <w:r>
+        <w:rPr>
+          <w:sz w:val="22"/>
+          <w:szCs w:val="22"/>
+        </w:rPr>
+        <w:t xml:space="preserve">Título: Falta verificação de e-mail duplicado no PUT (editar professor)</w:t>
+      </w:r>
+    </w:p>
+    <w:p>
+      <w:pPr>
+        <w:spacing w:before="60" w:after="60"/>
+      </w:pPr>
+      <w:r>
+        <w:rPr>
+          <w:sz w:val="20"/>
+          <w:szCs w:val="20"/>
+        </w:rPr>
+        <w:t xml:space="preserve">Ficheiros: src/app/api/teachers/[id]/route.ts</w:t>
+      </w:r>
+    </w:p>
+    <w:p>
+      <w:pPr>
+        <w:spacing w:before="120" w:after="60"/>
+      </w:pPr>
+      <w:r>
+        <w:rPr>
+          <w:sz w:val="22"/>
+          <w:szCs w:val="22"/>
+        </w:rPr>
+        <w:t xml:space="preserve">Descrição: POST verifica duplicados de email, PUT não. Alterar email para existente causa 500 genérico.</w:t>
+      </w:r>
+    </w:p>
+    <w:p>
+      <w:pPr>
+        <w:spacing w:before="120" w:after="60"/>
+      </w:pPr>
+      <w:r>
+        <w:rPr>
+          <w:sz w:val="22"/>
+          <w:szCs w:val="22"/>
+        </w:rPr>
+        <w:t xml:space="preserve">Solução: Adicionada verificação de email duplicado no PUT, retornando 409.</w:t>
+      </w:r>
+    </w:p>
+    <w:p>
+      <w:pPr>
+        <w:spacing w:before="120" w:after="60"/>
+      </w:pPr>
+      <w:r>
+        <w:rPr>
+          <w:sz w:val="22"/>
+          <w:szCs w:val="22"/>
+        </w:rPr>
+        <w:t xml:space="preserve"/>
+      </w:r>
+    </w:p>
+    <w:p>
+      <w:pPr>
+        <w:spacing w:before="300" w:after="60"/>
+      </w:pPr>
+      <w:r>
+        <w:rPr>
+          <w:sz w:val="24"/>
+          <w:szCs w:val="24"/>
+          <w:b/>
+          <w:color w:val="E67E22"/>
+        </w:rPr>
+        <w:t xml:space="preserve">BUG #3 — Médio</w:t>
+      </w:r>
+    </w:p>
+    <w:p>
+      <w:pPr>
+        <w:spacing w:before="120" w:after="60"/>
+      </w:pPr>
+      <w:r>
+        <w:rPr>
+          <w:sz w:val="22"/>
+          <w:szCs w:val="22"/>
+        </w:rPr>
+        <w:t xml:space="preserve">Título: Falta audit logging no PUT e DELETE de professor</w:t>
+      </w:r>
+    </w:p>
+    <w:p>
+      <w:pPr>
+        <w:spacing w:before="60" w:after="60"/>
+      </w:pPr>
+      <w:r>
+        <w:rPr>
+          <w:sz w:val="20"/>
+          <w:szCs w:val="20"/>
+        </w:rPr>
+        <w:t xml:space="preserve">Ficheiros: src/app/api/teachers/[id]/route.ts</w:t>
+      </w:r>
+    </w:p>
+    <w:p>
+      <w:pPr>
+        <w:spacing w:before="120" w:after="60"/>
+      </w:pPr>
+      <w:r>
+        <w:rPr>
+          <w:sz w:val="22"/>
+          <w:szCs w:val="22"/>
+        </w:rPr>
+        <w:t xml:space="preserve">Descrição: Apenas POST tinha logAudit(). PUT e DELETE não registavam alterações.</w:t>
+      </w:r>
+    </w:p>
+    <w:p>
+      <w:pPr>
+        <w:spacing w:before="120" w:after="60"/>
+      </w:pPr>
+      <w:r>
+        <w:rPr>
+          <w:sz w:val="22"/>
+          <w:szCs w:val="22"/>
+        </w:rPr>
+        <w:t xml:space="preserve">Solução: Adicionadas chamadas logAudit() nos handlers PUT e DELETE.</w:t>
+      </w:r>
+    </w:p>
+    <w:p>
+      <w:pPr>
+        <w:spacing w:before="120" w:after="60"/>
+      </w:pPr>
+      <w:r>
+        <w:rPr>
+          <w:sz w:val="22"/>
+          <w:szCs w:val="22"/>
+        </w:rPr>
+        <w:t xml:space="preserve"/>
+      </w:r>
+    </w:p>
+    <w:p>
+      <w:pPr>
+        <w:spacing w:before="300" w:after="60"/>
+      </w:pPr>
+      <w:r>
+        <w:rPr>
+          <w:sz w:val="24"/>
+          <w:szCs w:val="24"/>
+          <w:b/>
+          <w:color w:val="E67E22"/>
+        </w:rPr>
+        <w:t xml:space="preserve">BUG #4 — Médio</w:t>
+      </w:r>
+    </w:p>
+    <w:p>
+      <w:pPr>
+        <w:spacing w:before="120" w:after="60"/>
+      </w:pPr>
+      <w:r>
+        <w:rPr>
+          <w:sz w:val="22"/>
+          <w:szCs w:val="22"/>
+        </w:rPr>
+        <w:t xml:space="preserve">Título: Erros de desactivação/eliminação ignorados silenciosamente</w:t>
+      </w:r>
+    </w:p>
+    <w:p>
+      <w:pPr>
+        <w:spacing w:before="60" w:after="60"/>
+      </w:pPr>
+      <w:r>
+        <w:rPr>
+          <w:sz w:val="20"/>
+          <w:szCs w:val="20"/>
+        </w:rPr>
+        <w:t xml:space="preserve">Ficheiros: src/app/(dashboard)/list/teachers/page.tsx</w:t>
+      </w:r>
+    </w:p>
+    <w:p>
+      <w:pPr>
+        <w:spacing w:before="120" w:after="60"/>
+      </w:pPr>
+      <w:r>
+        <w:rPr>
+          <w:sz w:val="22"/>
+          <w:szCs w:val="22"/>
+        </w:rPr>
+        <w:t xml:space="preserve">Descrição: handleDeactivate e handleDelete fechavam modal sem feedback em caso de erro.</w:t>
+      </w:r>
+    </w:p>
+    <w:p>
+      <w:pPr>
+        <w:spacing w:before="120" w:after="60"/>
+      </w:pPr>
+      <w:r>
+        <w:rPr>
+          <w:sz w:val="22"/>
+          <w:szCs w:val="22"/>
+        </w:rPr>
+        <w:t xml:space="preserve">Solução: Erro exibido na modal. DeleteConfirmModal extendida com error prop.</w:t>
+      </w:r>
+    </w:p>
+    <w:p>
+      <w:pPr>
+        <w:spacing w:before="120" w:after="60"/>
+      </w:pPr>
+      <w:r>
+        <w:rPr>
+          <w:sz w:val="22"/>
+          <w:szCs w:val="22"/>
+        </w:rPr>
+        <w:t xml:space="preserve"/>
+      </w:r>
+    </w:p>
+    <w:p>
+      <w:pPr>
+        <w:spacing w:before="300" w:after="60"/>
+      </w:pPr>
+      <w:r>
+        <w:rPr>
+          <w:sz w:val="24"/>
+          <w:szCs w:val="24"/>
+          <w:b/>
+          <w:color w:val="F39C12"/>
+        </w:rPr>
+        <w:t xml:space="preserve">BUG #5 — Baixo</w:t>
+      </w:r>
+    </w:p>
+    <w:p>
+      <w:pPr>
+        <w:spacing w:before="120" w:after="60"/>
+      </w:pPr>
+      <w:r>
+        <w:rPr>
+          <w:sz w:val="22"/>
+          <w:szCs w:val="22"/>
+        </w:rPr>
+        <w:t xml:space="preserve">Título: classes.join() pode crashar se API não retornar o campo</w:t>
+      </w:r>
+    </w:p>
+    <w:p>
+      <w:pPr>
+        <w:spacing w:before="60" w:after="60"/>
+      </w:pPr>
+      <w:r>
+        <w:rPr>
+          <w:sz w:val="20"/>
+          <w:szCs w:val="20"/>
+        </w:rPr>
+        <w:t xml:space="preserve">Ficheiros: src/app/(dashboard)/list/teachers/page.tsx</w:t>
+      </w:r>
+    </w:p>
+    <w:p>
+      <w:pPr>
+        <w:spacing w:before="120" w:after="60"/>
+      </w:pPr>
+      <w:r>
+        <w:rPr>
+          <w:sz w:val="22"/>
+          <w:szCs w:val="22"/>
+        </w:rPr>
+        <w:t xml:space="preserve">Descrição: classes?.join() crashava se classes fosse undefined/null.</w:t>
+      </w:r>
+    </w:p>
+    <w:p>
+      <w:pPr>
+        <w:spacing w:before="120" w:after="60"/>
+      </w:pPr>
+      <w:r>
+        <w:rPr>
+          <w:sz w:val="22"/>
+          <w:szCs w:val="22"/>
+        </w:rPr>
+        <w:t xml:space="preserve">Solução: Adicionada verificação classes?.length, fallback para '-'.</w:t>
+      </w:r>
+    </w:p>
+    <w:p>
+      <w:pPr>
+        <w:spacing w:before="120" w:after="60"/>
+      </w:pPr>
+      <w:r>
+        <w:rPr>
+          <w:sz w:val="22"/>
+          <w:szCs w:val="22"/>
+        </w:rPr>
+        <w:t xml:space="preserve"/>
+      </w:r>
+    </w:p>
+    <w:p>
+      <w:pPr>
+        <w:spacing w:before="300" w:after="60"/>
+      </w:pPr>
+      <w:r>
+        <w:rPr>
+          <w:sz w:val="24"/>
+          <w:szCs w:val="24"/>
+          <w:b/>
+          <w:color w:val="F39C12"/>
+        </w:rPr>
+        <w:t xml:space="preserve">BUG #6 — Baixo</w:t>
+      </w:r>
+    </w:p>
+    <w:p>
+      <w:pPr>
+        <w:spacing w:before="120" w:after="60"/>
+      </w:pPr>
+      <w:r>
+        <w:rPr>
+          <w:sz w:val="22"/>
+          <w:szCs w:val="22"/>
+        </w:rPr>
+        <w:t xml:space="preserve">Título: Strings vazias enviadas para DB em vez de null</w:t>
+      </w:r>
+    </w:p>
+    <w:p>
+      <w:pPr>
+        <w:spacing w:before="60" w:after="60"/>
+      </w:pPr>
+      <w:r>
+        <w:rPr>
+          <w:sz w:val="20"/>
+          <w:szCs w:val="20"/>
+        </w:rPr>
+        <w:t xml:space="preserve">Ficheiros: src/app/api/teachers/route.ts, src/app/api/teachers/[id]/route.ts</w:t>
+      </w:r>
+    </w:p>
+    <w:p>
+      <w:pPr>
+        <w:spacing w:before="120" w:after="60"/>
+      </w:pPr>
+      <w:r>
+        <w:rPr>
+          <w:sz w:val="22"/>
+          <w:szCs w:val="22"/>
+        </w:rPr>
+        <w:t xml:space="preserve">Descrição: phone/address/foto vazios passavam Zod como '' e iam para Prisma como string vazia.</w:t>
+      </w:r>
+    </w:p>
+    <w:p>
+      <w:pPr>
+        <w:spacing w:before="120" w:after="60"/>
+      </w:pPr>
+      <w:r>
+        <w:rPr>
+          <w:sz w:val="22"/>
+          <w:szCs w:val="22"/>
+        </w:rPr>
+        <w:t xml:space="preserve">Solução: Campos vazios convertidos para null antes do Prisma.</w:t>
+      </w:r>
+    </w:p>
+    <w:p>
+      <w:pPr>
+        <w:spacing w:before="120" w:after="60"/>
+      </w:pPr>
+      <w:r>
+        <w:rPr>
+          <w:sz w:val="22"/>
+          <w:szCs w:val="22"/>
+        </w:rPr>
+        <w:t xml:space="preserve"/>
+      </w:r>
+    </w:p>
+    <w:p>
+      <w:pPr>
+        <w:spacing w:before="300" w:after="60"/>
+      </w:pPr>
+      <w:r>
+        <w:rPr>
+          <w:sz w:val="24"/>
+          <w:szCs w:val="24"/>
+          <w:b/>
+          <w:color w:val="F39C12"/>
+        </w:rPr>
+        <w:t xml:space="preserve">BUG #7 e #9 — Baixo</w:t>
+      </w:r>
+    </w:p>
+    <w:p>
+      <w:pPr>
+        <w:spacing w:before="120" w:after="60"/>
+      </w:pPr>
+      <w:r>
+        <w:rPr>
+          <w:sz w:val="22"/>
+          <w:szCs w:val="22"/>
+        </w:rPr>
+        <w:t xml:space="preserve">Título: Profile save sem feedback de erro</w:t>
+      </w:r>
+    </w:p>
+    <w:p>
+      <w:pPr>
+        <w:spacing w:before="60" w:after="60"/>
+      </w:pPr>
+      <w:r>
+        <w:rPr>
+          <w:sz w:val="20"/>
+          <w:szCs w:val="20"/>
+        </w:rPr>
+        <w:t xml:space="preserve">Ficheiros: src/app/(dashboard)/profile/page.tsx</w:t>
+      </w:r>
+    </w:p>
+    <w:p>
+      <w:pPr>
+        <w:spacing w:before="120" w:after="60"/>
+      </w:pPr>
+      <w:r>
+        <w:rPr>
+          <w:sz w:val="22"/>
+          <w:szCs w:val="22"/>
+        </w:rPr>
+        <w:t xml:space="preserve">Descrição: handleSave não tratava !res.ok. Catch vazio engolia erros de rede.</w:t>
+      </w:r>
+    </w:p>
+    <w:p>
+      <w:pPr>
+        <w:spacing w:before="120" w:after="60"/>
+      </w:pPr>
+      <w:r>
+        <w:rPr>
+          <w:sz w:val="22"/>
+          <w:szCs w:val="22"/>
+        </w:rPr>
+        <w:t xml:space="preserve">Solução: Adicionado saveError com exibição no formulário de edição.</w:t>
+      </w:r>
+    </w:p>
+    <w:p>
+      <w:pPr>
+        <w:spacing w:before="300" w:after="60"/>
+      </w:pPr>
+      <w:r>
+        <w:rPr>
+          <w:sz w:val="22"/>
+          <w:szCs w:val="22"/>
+        </w:rPr>
+        <w:t xml:space="preserve"/>
+      </w:r>
+    </w:p>
+    <w:p>
+      <w:pPr>
+        <w:spacing w:before="400" w:after="60"/>
+      </w:pPr>
+      <w:r>
+        <w:rPr>
+          <w:sz w:val="26"/>
+          <w:szCs w:val="26"/>
+          <w:b/>
+          <w:color w:val="2B579A"/>
+        </w:rPr>
+        <w:t xml:space="preserve">Estado Final — Sessão 2</w:t>
+      </w:r>
+    </w:p>
+    <w:p>
+      <w:pPr>
+        <w:spacing w:before="120" w:after="60"/>
+      </w:pPr>
+      <w:r>
+        <w:rPr>
+          <w:sz w:val="22"/>
+          <w:szCs w:val="22"/>
+        </w:rPr>
+        <w:t xml:space="preserve">npm run lint → 0 errors (apenas warnings pre-existentes)</w:t>
+      </w:r>
+    </w:p>
+    <w:p>
+      <w:pPr>
+        <w:spacing w:before="60" w:after="60"/>
+      </w:pPr>
+      <w:r>
+        <w:rPr>
+          <w:sz w:val="22"/>
+          <w:szCs w:val="22"/>
+        </w:rPr>
+        <w:t xml:space="preserve">tsc --noEmit → 0 errors</w:t>
+      </w:r>
+    </w:p>
+    <w:p>
+      <w:pPr>
+        <w:spacing w:before="120" w:after="60"/>
+      </w:pPr>
+      <w:r>
+        <w:rPr>
+          <w:sz w:val="22"/>
+          <w:szCs w:val="22"/>
+        </w:rPr>
+        <w:t xml:space="preserve">Total de bugs corrigidos nesta sessão: 7 (1 Crítico, 3 Médios, 3 Baixos)</w:t>
+      </w:r>
+    </w:p>
+    <w:p>
+      <w:pPr>
+        <w:spacing w:before="60" w:after="60"/>
+      </w:pPr>
+      <w:r>
+        <w:rPr>
+          <w:sz w:val="22"/>
+          <w:szCs w:val="22"/>
+        </w:rPr>
+        <w:t xml:space="preserve">Todos os bugs de gestão de professores foram corrigidos com validação, audit logging e feedback ao utilizador.</w:t>
+      </w:r>
+    </w:p>
+    <w:p>
+      <w:pPr>
+        <w:spacing w:before="300" w:after="60"/>
+      </w:pPr>
+      <w:r>
+        <w:rPr>
+          <w:sz w:val="22"/>
+          <w:szCs w:val="22"/>
+        </w:rPr>
+        <w:t xml:space="preserve"/>
+      </w:r>
+    </w:p>
+    <w:p>
+      <w:pPr>
+        <w:spacing w:before="400" w:after="60"/>
+      </w:pPr>
+      <w:r>
+        <w:rPr>
+          <w:sz w:val="26"/>
+          <w:szCs w:val="26"/>
+          <w:b/>
+          <w:color w:val="2B579A"/>
+        </w:rPr>
+        <w:t xml:space="preserve">SESSÃO 3 — Permissões de Professor (Resultados, Tarefas, Assiduidade)</w:t>
+      </w:r>
+    </w:p>
+    <w:tbl>
+      <w:tblPr>
+        <w:tblW w:w="5000" w:type="dxa"/>
+        <w:tblBorders>
+          <w:top w:val="single" w:sz="4" w:space="0" w:color="999999"/>
+          <w:left w:val="single" w:sz="4" w:space="0" w:color="999999"/>
+          <w:bottom w:val="single" w:sz="4" w:space="0" w:color="999999"/>
+          <w:right w:val="single" w:sz="4" w:space="0" w:color="999999"/>
+          <w:insideH w:val="single" w:sz="4" w:space="0" w:color="999999"/>
+          <w:insideV w:val="single" w:sz="4" w:space="0" w:color="999999"/>
+        </w:tblBorders>
+      </w:tblPr>
+      <w:tr>
+        <w:tc>
+          <w:tcPr>
+            <w:tcW w:w="500" w:type="dxa"/>
+            <w:shd w:val="clear" w:color="auto" w:fill="2B579A"/>
+          </w:tcPr>
+          <w:p>
+            <w:pPr>
+              <w:spacing w:before="40" w:after="40"/>
+            </w:pPr>
+            <w:r>
+              <w:rPr>
+                <w:sz w:val="18"/>
+                <w:szCs w:val="18"/>
+                <w:b/>
+                <w:color w:val="FFFFFF"/>
+              </w:rPr>
+              <w:t xml:space="preserve">#</w:t>
+            </w:r>
+          </w:p>
+        </w:tc>
+        <w:tc>
+          <w:tcPr>
+            <w:tcW w:w="1000" w:type="dxa"/>
+            <w:shd w:val="clear" w:color="auto" w:fill="2B579A"/>
+          </w:tcPr>
+          <w:p>
+            <w:pPr>
+              <w:spacing w:before="40" w:after="40"/>
+            </w:pPr>
+            <w:r>
+              <w:rPr>
+                <w:sz w:val="18"/>
+                <w:szCs w:val="18"/>
+                <w:b/>
+                <w:color w:val="FFFFFF"/>
+              </w:rPr>
+              <w:t xml:space="preserve">Permissão</w:t>
+            </w:r>
+          </w:p>
+        </w:tc>
+        <w:tc>
+          <w:tcPr>
+            <w:tcW w:w="3000" w:type="dxa"/>
+            <w:shd w:val="clear" w:color="auto" w:fill="2B579A"/>
+          </w:tcPr>
+          <w:p>
+            <w:pPr>
+              <w:spacing w:before="40" w:after="40"/>
+            </w:pPr>
+            <w:r>
+              <w:rPr>
+                <w:sz w:val="18"/>
+                <w:szCs w:val="18"/>
+                <w:b/>
+                <w:color w:val="FFFFFF"/>
+              </w:rPr>
+              <w:t xml:space="preserve">Recurso</w:t>
+            </w:r>
+          </w:p>
+        </w:tc>
+        <w:tc>
+          <w:tcPr>
+            <w:tcW w:w="2500" w:type="dxa"/>
+            <w:shd w:val="clear" w:color="auto" w:fill="2B579A"/>
+          </w:tcPr>
+          <w:p>
+            <w:pPr>
+              <w:spacing w:before="40" w:after="40"/>
+            </w:pPr>
+            <w:r>
+              <w:rPr>
+                <w:sz w:val="18"/>
+                <w:szCs w:val="18"/>
+                <w:b/>
+                <w:color w:val="FFFFFF"/>
+              </w:rPr>
+              <w:t xml:space="preserve">Ficheiros Alterados</w:t>
+            </w:r>
+          </w:p>
+        </w:tc>
+      </w:tr>
+      <w:tr>
+        <w:tc>
+          <w:tcPr>
+            <w:tcW w:w="500" w:type="dxa"/>
+          </w:tcPr>
+          <w:p>
+            <w:pPr>
+              <w:spacing w:before="40" w:after="40"/>
+            </w:pPr>
+            <w:r>
+              <w:rPr>
+                <w:sz w:val="18"/>
+                <w:szCs w:val="18"/>
+              </w:rPr>
+              <w:t xml:space="preserve">1</w:t>
+            </w:r>
+          </w:p>
+        </w:tc>
+        <w:tc>
+          <w:tcPr>
+            <w:tcW w:w="1000" w:type="dxa"/>
+          </w:tcPr>
+          <w:p>
+            <w:pPr>
+              <w:spacing w:before="40" w:after="40"/>
+            </w:pPr>
+            <w:r>
+              <w:rPr>
+                <w:sz w:val="18"/>
+                <w:szCs w:val="18"/>
+              </w:rPr>
+              <w:t xml:space="preserve">PUT /api/results/[id]</w:t>
+            </w:r>
+          </w:p>
+        </w:tc>
+        <w:tc>
+          <w:tcPr>
+            <w:tcW w:w="3000" w:type="dxa"/>
+          </w:tcPr>
+          <w:p>
+            <w:pPr>
+              <w:spacing w:before="40" w:after="40"/>
+            </w:pPr>
+            <w:r>
+              <w:rPr>
+                <w:sz w:val="18"/>
+                <w:szCs w:val="18"/>
+              </w:rPr>
+              <w:t xml:space="preserve">Professores podem editar notas dos seus alunos</w:t>
+            </w:r>
+          </w:p>
+        </w:tc>
+        <w:tc>
+          <w:tcPr>
+            <w:tcW w:w="2500" w:type="dxa"/>
+          </w:tcPr>
+          <w:p>
+            <w:pPr>
+              <w:spacing w:before="40" w:after="40"/>
+            </w:pPr>
+            <w:r>
+              <w:rPr>
+                <w:sz w:val="18"/>
+                <w:szCs w:val="18"/>
+              </w:rPr>
+              <w:t xml:space="preserve">results/[id]/route.ts</w:t>
+            </w:r>
+          </w:p>
+        </w:tc>
+      </w:tr>
+      <w:tr>
+        <w:tc>
+          <w:tcPr>
+            <w:tcW w:w="500" w:type="dxa"/>
+          </w:tcPr>
+          <w:p>
+            <w:pPr>
+              <w:spacing w:before="40" w:after="40"/>
+            </w:pPr>
+            <w:r>
+              <w:rPr>
+                <w:sz w:val="18"/>
+                <w:szCs w:val="18"/>
+              </w:rPr>
+              <w:t xml:space="preserve">2</w:t>
+            </w:r>
+          </w:p>
+        </w:tc>
+        <w:tc>
+          <w:tcPr>
+            <w:tcW w:w="1000" w:type="dxa"/>
+          </w:tcPr>
+          <w:p>
+            <w:pPr>
+              <w:spacing w:before="40" w:after="40"/>
+            </w:pPr>
+            <w:r>
+              <w:rPr>
+                <w:sz w:val="18"/>
+                <w:szCs w:val="18"/>
+              </w:rPr>
+              <w:t xml:space="preserve">DELETE /api/results/[id]</w:t>
+            </w:r>
+          </w:p>
+        </w:tc>
+        <w:tc>
+          <w:tcPr>
+            <w:tcW w:w="3000" w:type="dxa"/>
+          </w:tcPr>
+          <w:p>
+            <w:pPr>
+              <w:spacing w:before="40" w:after="40"/>
+            </w:pPr>
+            <w:r>
+              <w:rPr>
+                <w:sz w:val="18"/>
+                <w:szCs w:val="18"/>
+              </w:rPr>
+              <w:t xml:space="preserve">Professores podem eliminar notas dos seus alunos</w:t>
+            </w:r>
+          </w:p>
+        </w:tc>
+        <w:tc>
+          <w:tcPr>
+            <w:tcW w:w="2500" w:type="dxa"/>
+          </w:tcPr>
+          <w:p>
+            <w:pPr>
+              <w:spacing w:before="40" w:after="40"/>
+            </w:pPr>
+            <w:r>
+              <w:rPr>
+                <w:sz w:val="18"/>
+                <w:szCs w:val="18"/>
+              </w:rPr>
+              <w:t xml:space="preserve">results/[id]/route.ts</w:t>
+            </w:r>
+          </w:p>
+        </w:tc>
+      </w:tr>
+      <w:tr>
+        <w:tc>
+          <w:tcPr>
+            <w:tcW w:w="500" w:type="dxa"/>
+          </w:tcPr>
+          <w:p>
+            <w:pPr>
+              <w:spacing w:before="40" w:after="40"/>
+            </w:pPr>
+            <w:r>
+              <w:rPr>
+                <w:sz w:val="18"/>
+                <w:szCs w:val="18"/>
+              </w:rPr>
+              <w:t xml:space="preserve">3</w:t>
+            </w:r>
+          </w:p>
+        </w:tc>
+        <w:tc>
+          <w:tcPr>
+            <w:tcW w:w="1000" w:type="dxa"/>
+          </w:tcPr>
+          <w:p>
+            <w:pPr>
+              <w:spacing w:before="40" w:after="40"/>
+            </w:pPr>
+            <w:r>
+              <w:rPr>
+                <w:sz w:val="18"/>
+                <w:szCs w:val="18"/>
+              </w:rPr>
+              <w:t xml:space="preserve">DELETE /api/assignments/[id]</w:t>
+            </w:r>
+          </w:p>
+        </w:tc>
+        <w:tc>
+          <w:tcPr>
+            <w:tcW w:w="3000" w:type="dxa"/>
+          </w:tcPr>
+          <w:p>
+            <w:pPr>
+              <w:spacing w:before="40" w:after="40"/>
+            </w:pPr>
+            <w:r>
+              <w:rPr>
+                <w:sz w:val="18"/>
+                <w:szCs w:val="18"/>
+              </w:rPr>
+              <w:t xml:space="preserve">Professores podem eliminar as suas próprias tarefas</w:t>
+            </w:r>
+          </w:p>
+        </w:tc>
+        <w:tc>
+          <w:tcPr>
+            <w:tcW w:w="2500" w:type="dxa"/>
+          </w:tcPr>
+          <w:p>
+            <w:pPr>
+              <w:spacing w:before="40" w:after="40"/>
+            </w:pPr>
+            <w:r>
+              <w:rPr>
+                <w:sz w:val="18"/>
+                <w:szCs w:val="18"/>
+              </w:rPr>
+              <w:t xml:space="preserve">assignments/[id]/route.ts</w:t>
+            </w:r>
+          </w:p>
+        </w:tc>
+      </w:tr>
+      <w:tr>
+        <w:tc>
+          <w:tcPr>
+            <w:tcW w:w="500" w:type="dxa"/>
+          </w:tcPr>
+          <w:p>
+            <w:pPr>
+              <w:spacing w:before="40" w:after="40"/>
+            </w:pPr>
+            <w:r>
+              <w:rPr>
+                <w:sz w:val="18"/>
+                <w:szCs w:val="18"/>
+              </w:rPr>
+              <w:t xml:space="preserve">4</w:t>
+            </w:r>
+          </w:p>
+        </w:tc>
+        <w:tc>
+          <w:tcPr>
+            <w:tcW w:w="1000" w:type="dxa"/>
+          </w:tcPr>
+          <w:p>
+            <w:pPr>
+              <w:spacing w:before="40" w:after="40"/>
+            </w:pPr>
+            <w:r>
+              <w:rPr>
+                <w:sz w:val="18"/>
+                <w:szCs w:val="18"/>
+              </w:rPr>
+              <w:t xml:space="preserve">Audit logging</w:t>
+            </w:r>
+          </w:p>
+        </w:tc>
+        <w:tc>
+          <w:tcPr>
+            <w:tcW w:w="3000" w:type="dxa"/>
+          </w:tcPr>
+          <w:p>
+            <w:pPr>
+              <w:spacing w:before="40" w:after="40"/>
+            </w:pPr>
+            <w:r>
+              <w:rPr>
+                <w:sz w:val="18"/>
+                <w:szCs w:val="18"/>
+              </w:rPr>
+              <w:t xml:space="preserve">PUT e DELETE de resultados agora registam no audit log</w:t>
+            </w:r>
+          </w:p>
+        </w:tc>
+        <w:tc>
+          <w:tcPr>
+            <w:tcW w:w="2500" w:type="dxa"/>
+          </w:tcPr>
+          <w:p>
+            <w:pPr>
+              <w:spacing w:before="40" w:after="40"/>
+            </w:pPr>
+            <w:r>
+              <w:rPr>
+                <w:sz w:val="18"/>
+                <w:szCs w:val="18"/>
+              </w:rPr>
+              <w:t xml:space="preserve">results/[id]/route.ts</w:t>
+            </w:r>
+          </w:p>
+        </w:tc>
+      </w:tr>
+    </w:tbl>
+    <w:p>
+      <w:pPr>
+        <w:spacing w:before="200" w:after="60"/>
+      </w:pPr>
+      <w:r>
+        <w:rPr>
+          <w:sz w:val="22"/>
+          <w:szCs w:val="22"/>
+        </w:rPr>
+        <w:t xml:space="preserve"/>
+      </w:r>
+    </w:p>
+    <w:p>
+      <w:pPr>
+        <w:spacing w:before="400" w:after="60"/>
+      </w:pPr>
+      <w:r>
+        <w:rPr>
+          <w:sz w:val="26"/>
+          <w:szCs w:val="26"/>
+          <w:b/>
+          <w:color w:val="2B579A"/>
+        </w:rPr>
+        <w:t xml:space="preserve">Detalhes das Alterações</w:t>
+      </w:r>
+    </w:p>
+    <w:p>
+      <w:pPr>
+        <w:spacing w:before="300" w:after="60"/>
+      </w:pPr>
+      <w:r>
+        <w:rPr>
+          <w:sz w:val="24"/>
+          <w:szCs w:val="24"/>
+          <w:b/>
+          <w:color w:val="2B579A"/>
+        </w:rPr>
+        <w:t xml:space="preserve">Alteração #1 — PUT /api/results/[id]</w:t>
+      </w:r>
+    </w:p>
+    <w:p>
+      <w:pPr>
+        <w:spacing w:before="120" w:after="60"/>
+      </w:pPr>
+      <w:r>
+        <w:rPr>
+          <w:sz w:val="22"/>
+          <w:szCs w:val="22"/>
+        </w:rPr>
+        <w:t xml:space="preserve">Antes: Apenas school_admin podia editar notas. Professores viam o botão de editar mas recebiam 403.</w:t>
+      </w:r>
+    </w:p>
+    <w:p>
+      <w:pPr>
+        <w:spacing w:before="120" w:after="60"/>
+      </w:pPr>
+      <w:r>
+        <w:rPr>
+          <w:sz w:val="22"/>
+          <w:szCs w:val="22"/>
+        </w:rPr>
+        <w:t xml:space="preserve">Depois: Professores podem editar notas de alunos das suas turmas. Verificação: o estudante da nota é associado à turma do professor via teacherClasses.</w:t>
+      </w:r>
+    </w:p>
+    <w:p>
+      <w:pPr>
+        <w:spacing w:before="60" w:after="60"/>
+      </w:pPr>
+      <w:r>
+        <w:rPr>
+          <w:sz w:val="20"/>
+          <w:szCs w:val="20"/>
+        </w:rPr>
+        <w:t xml:space="preserve">Ficheiro: src/app/api/results/[id]/route.ts</w:t>
+      </w:r>
+    </w:p>
+    <w:p>
+      <w:pPr>
+        <w:spacing w:before="120" w:after="60"/>
+      </w:pPr>
+      <w:r>
+        <w:rPr>
+          <w:sz w:val="22"/>
+          <w:szCs w:val="22"/>
+        </w:rPr>
+        <w:t xml:space="preserve"/>
+      </w:r>
+    </w:p>
+    <w:p>
+      <w:pPr>
+        <w:spacing w:before="300" w:after="60"/>
+      </w:pPr>
+      <w:r>
+        <w:rPr>
+          <w:sz w:val="24"/>
+          <w:szCs w:val="24"/>
+          <w:b/>
+          <w:color w:val="2B579A"/>
+        </w:rPr>
+        <w:t xml:space="preserve">Alteração #2 — DELETE /api/results/[id]</w:t>
+      </w:r>
+    </w:p>
+    <w:p>
+      <w:pPr>
+        <w:spacing w:before="120" w:after="60"/>
+      </w:pPr>
+      <w:r>
+        <w:rPr>
+          <w:sz w:val="22"/>
+          <w:szCs w:val="22"/>
+        </w:rPr>
+        <w:t xml:space="preserve">Antes: Apenas school_admin podia eliminar notas.</w:t>
+      </w:r>
+    </w:p>
+    <w:p>
+      <w:pPr>
+        <w:spacing w:before="120" w:after="60"/>
+      </w:pPr>
+      <w:r>
+        <w:rPr>
+          <w:sz w:val="22"/>
+          <w:szCs w:val="22"/>
+        </w:rPr>
+        <w:t xml:space="preserve">Depois: Professores podem eliminar notas de alunos das suas turmas, com mesma verificação de escopo.</w:t>
+      </w:r>
+    </w:p>
+    <w:p>
+      <w:pPr>
+        <w:spacing w:before="60" w:after="60"/>
+      </w:pPr>
+      <w:r>
+        <w:rPr>
+          <w:sz w:val="20"/>
+          <w:szCs w:val="20"/>
+        </w:rPr>
+        <w:t xml:space="preserve">Ficheiro: src/app/api/results/[id]/route.ts</w:t>
+      </w:r>
+    </w:p>
+    <w:p>
+      <w:pPr>
+        <w:spacing w:before="120" w:after="60"/>
+      </w:pPr>
+      <w:r>
+        <w:rPr>
+          <w:sz w:val="22"/>
+          <w:szCs w:val="22"/>
+        </w:rPr>
+        <w:t xml:space="preserve"/>
+      </w:r>
+    </w:p>
+    <w:p>
+      <w:pPr>
+        <w:spacing w:before="300" w:after="60"/>
+      </w:pPr>
+      <w:r>
+        <w:rPr>
+          <w:sz w:val="24"/>
+          <w:szCs w:val="24"/>
+          <w:b/>
+          <w:color w:val="2B579A"/>
+        </w:rPr>
+        <w:t xml:space="preserve">Alteração #3 — DELETE /api/assignments/[id]</w:t>
+      </w:r>
+    </w:p>
+    <w:p>
+      <w:pPr>
+        <w:spacing w:before="120" w:after="60"/>
+      </w:pPr>
+      <w:r>
+        <w:rPr>
+          <w:sz w:val="22"/>
+          <w:szCs w:val="22"/>
+        </w:rPr>
+        <w:t xml:space="preserve">Antes: Apenas school_admin podia eliminar tarefas.</w:t>
+      </w:r>
+    </w:p>
+    <w:p>
+      <w:pPr>
+        <w:spacing w:before="120" w:after="60"/>
+      </w:pPr>
+      <w:r>
+        <w:rPr>
+          <w:sz w:val="22"/>
+          <w:szCs w:val="22"/>
+        </w:rPr>
+        <w:t xml:space="preserve">Depois: Professores podem eliminar apenas as suas próprias tarefas (onde teacherId coincide com o registo do professor).</w:t>
+      </w:r>
+    </w:p>
+    <w:p>
+      <w:pPr>
+        <w:spacing w:before="60" w:after="60"/>
+      </w:pPr>
+      <w:r>
+        <w:rPr>
+          <w:sz w:val="20"/>
+          <w:szCs w:val="20"/>
+        </w:rPr>
+        <w:t xml:space="preserve">Ficheiro: src/app/api/assignments/[id]/route.ts</w:t>
+      </w:r>
+    </w:p>
+    <w:p>
+      <w:pPr>
+        <w:spacing w:before="120" w:after="60"/>
+      </w:pPr>
+      <w:r>
+        <w:rPr>
+          <w:sz w:val="22"/>
+          <w:szCs w:val="22"/>
+        </w:rPr>
+        <w:t xml:space="preserve"/>
+      </w:r>
+    </w:p>
+    <w:p>
+      <w:pPr>
+        <w:spacing w:before="300" w:after="60"/>
+      </w:pPr>
+      <w:r>
+        <w:rPr>
+          <w:sz w:val="24"/>
+          <w:szCs w:val="24"/>
+          <w:b/>
+          <w:color w:val="2B579A"/>
+        </w:rPr>
+        <w:t xml:space="preserve">Alteração #4 — Audit Logging em Resultados</w:t>
+      </w:r>
+    </w:p>
+    <w:p>
+      <w:pPr>
+        <w:spacing w:before="120" w:after="60"/>
+      </w:pPr>
+      <w:r>
+        <w:rPr>
+          <w:sz w:val="22"/>
+          <w:szCs w:val="22"/>
+        </w:rPr>
+        <w:t xml:space="preserve">Antes: PUT e DELETE de resultados não registavam no audit log.</w:t>
+      </w:r>
+    </w:p>
+    <w:p>
+      <w:pPr>
+        <w:spacing w:before="120" w:after="60"/>
+      </w:pPr>
+      <w:r>
+        <w:rPr>
+          <w:sz w:val="22"/>
+          <w:szCs w:val="22"/>
+        </w:rPr>
+        <w:t xml:space="preserve">Depois: Adicionadas chamadas logAudit() com ação UPDATE e DELETE, incluindo o valor da nota.</w:t>
+      </w:r>
+    </w:p>
+    <w:p>
+      <w:pPr>
+        <w:spacing w:before="60" w:after="60"/>
+      </w:pPr>
+      <w:r>
+        <w:rPr>
+          <w:sz w:val="20"/>
+          <w:szCs w:val="20"/>
+        </w:rPr>
+        <w:t xml:space="preserve">Ficheiro: src/app/api/results/[id]/route.ts</w:t>
+      </w:r>
+    </w:p>
+    <w:p>
+      <w:pPr>
+        <w:spacing w:before="120" w:after="60"/>
+      </w:pPr>
+      <w:r>
+        <w:rPr>
+          <w:sz w:val="22"/>
+          <w:szCs w:val="22"/>
+        </w:rPr>
+        <w:t xml:space="preserve"/>
+      </w:r>
+    </w:p>
+    <w:p>
+      <w:pPr>
+        <w:spacing w:before="300" w:after="60"/>
+      </w:pPr>
+      <w:r>
+        <w:rPr>
+          <w:sz w:val="24"/>
+          <w:szCs w:val="24"/>
+          <w:b/>
+          <w:color w:val="2B579A"/>
+        </w:rPr>
+        <w:t xml:space="preserve">Nota sobre Assiduidade</w:t>
+      </w:r>
+    </w:p>
+    <w:p>
+      <w:pPr>
+        <w:spacing w:before="120" w:after="60"/>
+      </w:pPr>
+      <w:r>
+        <w:rPr>
+          <w:sz w:val="22"/>
+          <w:szCs w:val="22"/>
+        </w:rPr>
+        <w:t xml:space="preserve">A API de assiduidade já permitia professores em todos os endpoints (GET, POST, PUT). Nenhuma alteração necessária.</w:t>
+      </w:r>
+    </w:p>
+    <w:p>
+      <w:pPr>
+        <w:spacing w:before="120" w:after="60"/>
+      </w:pPr>
+      <w:r>
+        <w:rPr>
+          <w:sz w:val="22"/>
+          <w:szCs w:val="22"/>
+        </w:rPr>
+        <w:t xml:space="preserve">O frontend (resultados, tarefas, assiduidade) já usava canManage = role === 'school_admin' || role === 'teacher'. Nenhuma alteração necessária.</w:t>
+      </w:r>
+    </w:p>
+    <w:p>
+      <w:pPr>
+        <w:spacing w:before="300" w:after="60"/>
+      </w:pPr>
+      <w:r>
+        <w:rPr>
+          <w:sz w:val="22"/>
+          <w:szCs w:val="22"/>
+        </w:rPr>
+        <w:t xml:space="preserve"/>
+      </w:r>
+    </w:p>
+    <w:p>
+      <w:pPr>
+        <w:spacing w:before="400" w:after="60"/>
+      </w:pPr>
+      <w:r>
+        <w:rPr>
+          <w:sz w:val="26"/>
+          <w:szCs w:val="26"/>
+          <w:b/>
+          <w:color w:val="2B579A"/>
+        </w:rPr>
+        <w:t xml:space="preserve">Estado Final — Sessão 3</w:t>
+      </w:r>
+    </w:p>
+    <w:p>
+      <w:pPr>
+        <w:spacing w:before="120" w:after="60"/>
+      </w:pPr>
+      <w:r>
+        <w:rPr>
+          <w:sz w:val="22"/>
+          <w:szCs w:val="22"/>
+        </w:rPr>
+        <w:t xml:space="preserve">npm run lint → 0 errors (apenas warnings pre-existentes)</w:t>
+      </w:r>
+    </w:p>
+    <w:p>
+      <w:pPr>
+        <w:spacing w:before="60" w:after="60"/>
+      </w:pPr>
+      <w:r>
+        <w:rPr>
+          <w:sz w:val="22"/>
+          <w:szCs w:val="22"/>
+        </w:rPr>
+        <w:t xml:space="preserve">tsc --noEmit → 0 errors</w:t>
+      </w:r>
+    </w:p>
+    <w:p>
+      <w:pPr>
+        <w:spacing w:before="120" w:after="60"/>
+      </w:pPr>
+      <w:r>
+        <w:rPr>
+          <w:sz w:val="22"/>
+          <w:szCs w:val="22"/>
+        </w:rPr>
+        <w:t xml:space="preserve">Total de alterações: 2 ficheiros de API modificados (results/[id]/route.ts, assignments/[id]/route.ts).</w:t>
+      </w:r>
+    </w:p>
+    <w:p>
+      <w:pPr>
+        <w:spacing w:before="60" w:after="60"/>
+      </w:pPr>
+      <w:r>
+        <w:rPr>
+          <w:sz w:val="22"/>
+          <w:szCs w:val="22"/>
+        </w:rPr>
+        <w:t xml:space="preserve">Professores agora podem gerir completamente resultados, tarefas e assiduidade dos seus alunos.</w:t>
+      </w:r>
+    </w:p>
   </w:body>
 </w:document>
 </file>
